--- a/fuentes/135333_CF04_DU.docx
+++ b/fuentes/135333_CF04_DU.docx
@@ -3346,7 +3346,23 @@
           <w:szCs w:val="28"/>
           <w:lang w:val="es-419"/>
         </w:rPr>
-        <w:t xml:space="preserve"> como pertenencia a organizaciones, sindicatos, agremiaciones, orientación política, datos relativos a la salud y datos biométricos son datos de alta sensibilidad y se debe garantizar la protección de estos en pro de la garantía del bienestar de su propietario.</w:t>
+        <w:t xml:space="preserve"> como pertenencia a organizaciones, sindicatos, agremiaciones, orientación política, datos relativos a la salud y datos biométricos</w:t>
+      </w:r>
+      <w:r>
+        <w:rPr>
+          <w:rFonts w:ascii="Calibri" w:hAnsi="Calibri" w:cs="Calibri"/>
+          <w:szCs w:val="28"/>
+          <w:lang w:val="es-419"/>
+        </w:rPr>
+        <w:t>,</w:t>
+      </w:r>
+      <w:r>
+        <w:rPr>
+          <w:rFonts w:ascii="Calibri" w:hAnsi="Calibri" w:cs="Calibri"/>
+          <w:szCs w:val="28"/>
+          <w:lang w:val="es-419"/>
+        </w:rPr>
+        <w:t xml:space="preserve"> son datos de alta sensibilidad y se debe garantizar la protección de estos en pro de la garantía del bienestar de su propietario.</w:t>
       </w:r>
     </w:p>
     <w:p>
@@ -4224,12 +4240,14 @@
                 <w:szCs w:val="28"/>
               </w:rPr>
             </w:pPr>
+            <w:proofErr w:type="spellStart"/>
             <w:r>
               <w:rPr>
                 <w:szCs w:val="28"/>
               </w:rPr>
               <w:t>Antitrámites</w:t>
             </w:r>
+            <w:proofErr w:type="spellEnd"/>
           </w:p>
         </w:tc>
       </w:tr>
@@ -5441,12 +5459,21 @@
           <w:rStyle w:val="Extranjerismo"/>
         </w:rPr>
       </w:pPr>
+      <w:proofErr w:type="spellStart"/>
       <w:r>
         <w:rPr>
           <w:rStyle w:val="Extranjerismo"/>
           <w:lang w:val="es-419" w:eastAsia="es-CO"/>
         </w:rPr>
-        <w:t>Call center.</w:t>
+        <w:t>Call</w:t>
+      </w:r>
+      <w:proofErr w:type="spellEnd"/>
+      <w:r>
+        <w:rPr>
+          <w:rStyle w:val="Extranjerismo"/>
+          <w:lang w:val="es-419" w:eastAsia="es-CO"/>
+        </w:rPr>
+        <w:t xml:space="preserve"> center.</w:t>
       </w:r>
     </w:p>
     <w:p>
@@ -7834,8 +7861,17 @@
           <w:rStyle w:val="Extranjerismo"/>
           <w:lang w:val="es-419" w:eastAsia="es-CO"/>
         </w:rPr>
-        <w:t>Key Performance Indicators</w:t>
-      </w:r>
+        <w:t xml:space="preserve">Key Performance </w:t>
+      </w:r>
+      <w:proofErr w:type="spellStart"/>
+      <w:r>
+        <w:rPr>
+          <w:rStyle w:val="Extranjerismo"/>
+          <w:lang w:val="es-419" w:eastAsia="es-CO"/>
+        </w:rPr>
+        <w:t>Indicators</w:t>
+      </w:r>
+      <w:proofErr w:type="spellEnd"/>
       <w:r>
         <w:rPr>
           <w:lang w:val="es-419" w:eastAsia="es-CO"/>
@@ -9543,8 +9579,16 @@
         <w:rPr>
           <w:rStyle w:val="Extranjerismo"/>
         </w:rPr>
-        <w:t>(Archievable</w:t>
-      </w:r>
+        <w:t>(</w:t>
+      </w:r>
+      <w:proofErr w:type="spellStart"/>
+      <w:r>
+        <w:rPr>
+          <w:rStyle w:val="Extranjerismo"/>
+        </w:rPr>
+        <w:t>Archievable</w:t>
+      </w:r>
+      <w:proofErr w:type="spellEnd"/>
       <w:r>
         <w:rPr>
           <w:lang w:val="es-419" w:eastAsia="es-CO"/>
@@ -10262,7 +10306,23 @@
           <w:rStyle w:val="Extranjerismo"/>
           <w:lang w:val="es-419" w:eastAsia="es-CO"/>
         </w:rPr>
-        <w:t>Net Promoter Score</w:t>
+        <w:t xml:space="preserve">Net </w:t>
+      </w:r>
+      <w:proofErr w:type="spellStart"/>
+      <w:r>
+        <w:rPr>
+          <w:rStyle w:val="Extranjerismo"/>
+          <w:lang w:val="es-419" w:eastAsia="es-CO"/>
+        </w:rPr>
+        <w:t>Promoter</w:t>
+      </w:r>
+      <w:proofErr w:type="spellEnd"/>
+      <w:r>
+        <w:rPr>
+          <w:rStyle w:val="Extranjerismo"/>
+          <w:lang w:val="es-419" w:eastAsia="es-CO"/>
+        </w:rPr>
+        <w:t xml:space="preserve"> Score</w:t>
       </w:r>
       <w:r>
         <w:rPr>
@@ -10532,12 +10592,21 @@
                 <w:szCs w:val="28"/>
               </w:rPr>
             </w:pPr>
+            <w:proofErr w:type="gramStart"/>
             <w:r>
               <w:rPr>
                 <w:rFonts w:cstheme="minorHAnsi"/>
                 <w:szCs w:val="28"/>
               </w:rPr>
-              <w:t>Total de pedidos no entregados a tiempo.</w:t>
+              <w:t>Total</w:t>
+            </w:r>
+            <w:proofErr w:type="gramEnd"/>
+            <w:r>
+              <w:rPr>
+                <w:rFonts w:cstheme="minorHAnsi"/>
+                <w:szCs w:val="28"/>
+              </w:rPr>
+              <w:t xml:space="preserve"> de pedidos no entregados a tiempo.</w:t>
             </w:r>
             <w:r>
               <w:rPr>
@@ -10555,12 +10624,21 @@
                 <w:szCs w:val="28"/>
               </w:rPr>
             </w:pPr>
+            <w:proofErr w:type="gramStart"/>
             <w:r>
               <w:rPr>
                 <w:rFonts w:cstheme="minorHAnsi"/>
                 <w:szCs w:val="28"/>
               </w:rPr>
-              <w:t>Total de pedidos despachados.</w:t>
+              <w:t>Total</w:t>
+            </w:r>
+            <w:proofErr w:type="gramEnd"/>
+            <w:r>
+              <w:rPr>
+                <w:rFonts w:cstheme="minorHAnsi"/>
+                <w:szCs w:val="28"/>
+              </w:rPr>
+              <w:t xml:space="preserve"> de pedidos despachados.</w:t>
             </w:r>
           </w:p>
         </w:tc>
@@ -10666,12 +10744,21 @@
                 <w:szCs w:val="28"/>
               </w:rPr>
             </w:pPr>
+            <w:proofErr w:type="gramStart"/>
             <w:r>
               <w:rPr>
                 <w:rFonts w:cstheme="minorHAnsi"/>
                 <w:szCs w:val="28"/>
               </w:rPr>
-              <w:t>Total de facturas emitidas.</w:t>
+              <w:t>Total</w:t>
+            </w:r>
+            <w:proofErr w:type="gramEnd"/>
+            <w:r>
+              <w:rPr>
+                <w:rFonts w:cstheme="minorHAnsi"/>
+                <w:szCs w:val="28"/>
+              </w:rPr>
+              <w:t xml:space="preserve"> de facturas emitidas.</w:t>
             </w:r>
           </w:p>
         </w:tc>
@@ -10755,12 +10842,21 @@
                 <w:szCs w:val="28"/>
               </w:rPr>
             </w:pPr>
+            <w:proofErr w:type="gramStart"/>
             <w:r>
               <w:rPr>
                 <w:rFonts w:cstheme="minorHAnsi"/>
                 <w:szCs w:val="28"/>
               </w:rPr>
-              <w:t>Total notas crédito.</w:t>
+              <w:t>Total</w:t>
+            </w:r>
+            <w:proofErr w:type="gramEnd"/>
+            <w:r>
+              <w:rPr>
+                <w:rFonts w:cstheme="minorHAnsi"/>
+                <w:szCs w:val="28"/>
+              </w:rPr>
+              <w:t xml:space="preserve"> notas crédito.</w:t>
             </w:r>
           </w:p>
           <w:p>
@@ -10771,12 +10867,21 @@
                 <w:szCs w:val="28"/>
               </w:rPr>
             </w:pPr>
+            <w:proofErr w:type="gramStart"/>
             <w:r>
               <w:rPr>
                 <w:rFonts w:cstheme="minorHAnsi"/>
                 <w:szCs w:val="28"/>
               </w:rPr>
-              <w:t>Total de facturas generadas.</w:t>
+              <w:t>Total</w:t>
+            </w:r>
+            <w:proofErr w:type="gramEnd"/>
+            <w:r>
+              <w:rPr>
+                <w:rFonts w:cstheme="minorHAnsi"/>
+                <w:szCs w:val="28"/>
+              </w:rPr>
+              <w:t xml:space="preserve"> de facturas generadas.</w:t>
             </w:r>
           </w:p>
         </w:tc>
@@ -10858,12 +10963,21 @@
                 <w:szCs w:val="28"/>
               </w:rPr>
             </w:pPr>
+            <w:proofErr w:type="gramStart"/>
             <w:r>
               <w:rPr>
                 <w:rFonts w:cstheme="minorHAnsi"/>
                 <w:szCs w:val="28"/>
               </w:rPr>
-              <w:t>Total pedidos pendientes por facturar.</w:t>
+              <w:t>Total</w:t>
+            </w:r>
+            <w:proofErr w:type="gramEnd"/>
+            <w:r>
+              <w:rPr>
+                <w:rFonts w:cstheme="minorHAnsi"/>
+                <w:szCs w:val="28"/>
+              </w:rPr>
+              <w:t xml:space="preserve"> pedidos pendientes por facturar.</w:t>
             </w:r>
           </w:p>
           <w:p>
@@ -10874,12 +10988,21 @@
                 <w:szCs w:val="28"/>
               </w:rPr>
             </w:pPr>
+            <w:proofErr w:type="gramStart"/>
             <w:r>
               <w:rPr>
                 <w:rFonts w:cstheme="minorHAnsi"/>
                 <w:szCs w:val="28"/>
               </w:rPr>
-              <w:t>Total pedidos facturados.</w:t>
+              <w:t>Total</w:t>
+            </w:r>
+            <w:proofErr w:type="gramEnd"/>
+            <w:r>
+              <w:rPr>
+                <w:rFonts w:cstheme="minorHAnsi"/>
+                <w:szCs w:val="28"/>
+              </w:rPr>
+              <w:t xml:space="preserve"> pedidos facturados.</w:t>
             </w:r>
           </w:p>
         </w:tc>
@@ -13900,6 +14023,7 @@
                 <w:szCs w:val="28"/>
               </w:rPr>
             </w:pPr>
+            <w:proofErr w:type="spellStart"/>
             <w:r>
               <w:rPr>
                 <w:rFonts w:asciiTheme="minorHAnsi" w:eastAsiaTheme="minorEastAsia" w:hAnsiTheme="minorHAnsi" w:cstheme="minorHAnsi"/>
@@ -13907,7 +14031,17 @@
                 <w:sz w:val="28"/>
                 <w:szCs w:val="28"/>
               </w:rPr>
-              <w:t>Zuleidy María Ruíz Torres</w:t>
+              <w:t>Zuleidy</w:t>
+            </w:r>
+            <w:proofErr w:type="spellEnd"/>
+            <w:r>
+              <w:rPr>
+                <w:rFonts w:asciiTheme="minorHAnsi" w:eastAsiaTheme="minorEastAsia" w:hAnsiTheme="minorHAnsi" w:cstheme="minorHAnsi"/>
+                <w:color w:val="000000"/>
+                <w:sz w:val="28"/>
+                <w:szCs w:val="28"/>
+              </w:rPr>
+              <w:t xml:space="preserve"> María Ruíz Torres</w:t>
             </w:r>
           </w:p>
         </w:tc>
@@ -14093,8 +14227,19 @@
                 <w:sz w:val="28"/>
                 <w:szCs w:val="28"/>
               </w:rPr>
-              <w:t>Gilberto Junior Rodríguez Rodríguez</w:t>
-            </w:r>
+              <w:t xml:space="preserve">Gilberto Junior Rodríguez </w:t>
+            </w:r>
+            <w:proofErr w:type="spellStart"/>
+            <w:r>
+              <w:rPr>
+                <w:rFonts w:asciiTheme="minorHAnsi" w:eastAsiaTheme="minorEastAsia" w:hAnsiTheme="minorHAnsi" w:cstheme="minorHAnsi"/>
+                <w:color w:val="000000"/>
+                <w:sz w:val="28"/>
+                <w:szCs w:val="28"/>
+              </w:rPr>
+              <w:t>Rodríguez</w:t>
+            </w:r>
+            <w:proofErr w:type="spellEnd"/>
           </w:p>
         </w:tc>
         <w:tc>
@@ -14419,8 +14564,19 @@
                 <w:sz w:val="28"/>
                 <w:szCs w:val="28"/>
               </w:rPr>
-              <w:t>Mayerly Pérez Jaimes</w:t>
-            </w:r>
+              <w:t xml:space="preserve">Mayerly Pérez </w:t>
+            </w:r>
+            <w:proofErr w:type="spellStart"/>
+            <w:r>
+              <w:rPr>
+                <w:rFonts w:asciiTheme="minorHAnsi" w:eastAsiaTheme="minorEastAsia" w:hAnsiTheme="minorHAnsi" w:cstheme="minorHAnsi"/>
+                <w:color w:val="000000"/>
+                <w:sz w:val="28"/>
+                <w:szCs w:val="28"/>
+              </w:rPr>
+              <w:t>Jaimes</w:t>
+            </w:r>
+            <w:proofErr w:type="spellEnd"/>
           </w:p>
         </w:tc>
         <w:tc>
@@ -14498,7 +14654,27 @@
                 <w:sz w:val="28"/>
                 <w:szCs w:val="28"/>
               </w:rPr>
-              <w:t>Pedro Nel Calao Zabala</w:t>
+              <w:t xml:space="preserve">Pedro Nel </w:t>
+            </w:r>
+            <w:proofErr w:type="spellStart"/>
+            <w:r>
+              <w:rPr>
+                <w:rFonts w:asciiTheme="minorHAnsi" w:eastAsiaTheme="minorEastAsia" w:hAnsiTheme="minorHAnsi" w:cstheme="minorHAnsi"/>
+                <w:color w:val="000000"/>
+                <w:sz w:val="28"/>
+                <w:szCs w:val="28"/>
+              </w:rPr>
+              <w:t>Calao</w:t>
+            </w:r>
+            <w:proofErr w:type="spellEnd"/>
+            <w:r>
+              <w:rPr>
+                <w:rFonts w:asciiTheme="minorHAnsi" w:eastAsiaTheme="minorEastAsia" w:hAnsiTheme="minorHAnsi" w:cstheme="minorHAnsi"/>
+                <w:color w:val="000000"/>
+                <w:sz w:val="28"/>
+                <w:szCs w:val="28"/>
+              </w:rPr>
+              <w:t xml:space="preserve"> Zabala</w:t>
             </w:r>
           </w:p>
         </w:tc>
@@ -14877,13 +15053,23 @@
                 <w:szCs w:val="28"/>
               </w:rPr>
             </w:pPr>
+            <w:proofErr w:type="spellStart"/>
             <w:r>
               <w:rPr>
                 <w:rFonts w:asciiTheme="minorHAnsi" w:hAnsiTheme="minorHAnsi" w:cstheme="minorHAnsi"/>
                 <w:sz w:val="28"/>
                 <w:szCs w:val="28"/>
               </w:rPr>
-              <w:t>Karine Isabel Ospino Fritz</w:t>
+              <w:t>Karine</w:t>
+            </w:r>
+            <w:proofErr w:type="spellEnd"/>
+            <w:r>
+              <w:rPr>
+                <w:rFonts w:asciiTheme="minorHAnsi" w:hAnsiTheme="minorHAnsi" w:cstheme="minorHAnsi"/>
+                <w:sz w:val="28"/>
+                <w:szCs w:val="28"/>
+              </w:rPr>
+              <w:t xml:space="preserve"> Isabel Ospino Fritz</w:t>
             </w:r>
           </w:p>
         </w:tc>
@@ -20641,216 +20827,6 @@
 </file>
 
 <file path=customXml/item1.xml><?xml version="1.0" encoding="utf-8"?>
-<?mso-contentType ?>
-<FormTemplates xmlns="http://schemas.microsoft.com/sharepoint/v3/contenttype/forms">
-  <Display>DocumentLibraryForm</Display>
-  <Edit>DocumentLibraryForm</Edit>
-  <New>DocumentLibraryForm</New>
-</FormTemplates>
-</file>
-
-<file path=customXml/item2.xml><?xml version="1.0" encoding="utf-8"?>
-<ct:contentTypeSchema xmlns:ct="http://schemas.microsoft.com/office/2006/metadata/contentType" xmlns:ma="http://schemas.microsoft.com/office/2006/metadata/properties/metaAttributes" ct:_="" ma:_="" ma:contentTypeName="Documento" ma:contentTypeID="0x010100FC2B1768DD5A774EB396CCAB0DE361C1" ma:contentTypeVersion="12" ma:contentTypeDescription="Crear nuevo documento." ma:contentTypeScope="" ma:versionID="d4a546b22d2924edabf51241cf3422b8">
-  <xsd:schema xmlns:xsd="http://www.w3.org/2001/XMLSchema" xmlns:xs="http://www.w3.org/2001/XMLSchema" xmlns:p="http://schemas.microsoft.com/office/2006/metadata/properties" xmlns:ns2="a70d3c18-0869-45a1-9f75-4b4b8f0f32be" xmlns:ns3="adccf511-daff-4bcb-9072-914cedbf4c7e" targetNamespace="http://schemas.microsoft.com/office/2006/metadata/properties" ma:root="true" ma:fieldsID="e29002b2d9ca820e89c57fc59ec70c79" ns2:_="" ns3:_="">
-    <xsd:import namespace="a70d3c18-0869-45a1-9f75-4b4b8f0f32be"/>
-    <xsd:import namespace="adccf511-daff-4bcb-9072-914cedbf4c7e"/>
-    <xsd:element name="properties">
-      <xsd:complexType>
-        <xsd:sequence>
-          <xsd:element name="documentManagement">
-            <xsd:complexType>
-              <xsd:all>
-                <xsd:element ref="ns2:MediaServiceMetadata" minOccurs="0"/>
-                <xsd:element ref="ns2:MediaServiceFastMetadata" minOccurs="0"/>
-                <xsd:element ref="ns2:MediaServiceSearchProperties" minOccurs="0"/>
-                <xsd:element ref="ns2:MediaServiceDateTaken" minOccurs="0"/>
-                <xsd:element ref="ns2:MediaServiceGenerationTime" minOccurs="0"/>
-                <xsd:element ref="ns2:MediaServiceEventHashCode" minOccurs="0"/>
-                <xsd:element ref="ns2:MediaLengthInSeconds" minOccurs="0"/>
-                <xsd:element ref="ns2:lcf76f155ced4ddcb4097134ff3c332f" minOccurs="0"/>
-                <xsd:element ref="ns3:TaxCatchAll" minOccurs="0"/>
-                <xsd:element ref="ns2:MediaServiceOCR" minOccurs="0"/>
-                <xsd:element ref="ns2:MediaServiceBillingMetadata" minOccurs="0"/>
-              </xsd:all>
-            </xsd:complexType>
-          </xsd:element>
-        </xsd:sequence>
-      </xsd:complexType>
-    </xsd:element>
-  </xsd:schema>
-  <xsd:schema xmlns:xsd="http://www.w3.org/2001/XMLSchema" xmlns:xs="http://www.w3.org/2001/XMLSchema" xmlns:dms="http://schemas.microsoft.com/office/2006/documentManagement/types" xmlns:pc="http://schemas.microsoft.com/office/infopath/2007/PartnerControls" targetNamespace="a70d3c18-0869-45a1-9f75-4b4b8f0f32be" elementFormDefault="qualified">
-    <xsd:import namespace="http://schemas.microsoft.com/office/2006/documentManagement/types"/>
-    <xsd:import namespace="http://schemas.microsoft.com/office/infopath/2007/PartnerControls"/>
-    <xsd:element name="MediaServiceMetadata" ma:index="8" nillable="true" ma:displayName="MediaServiceMetadata" ma:hidden="true" ma:internalName="MediaServiceMetadata" ma:readOnly="true">
-      <xsd:simpleType>
-        <xsd:restriction base="dms:Note"/>
-      </xsd:simpleType>
-    </xsd:element>
-    <xsd:element name="MediaServiceFastMetadata" ma:index="9" nillable="true" ma:displayName="MediaServiceFastMetadata" ma:hidden="true" ma:internalName="MediaServiceFastMetadata" ma:readOnly="true">
-      <xsd:simpleType>
-        <xsd:restriction base="dms:Note"/>
-      </xsd:simpleType>
-    </xsd:element>
-    <xsd:element name="MediaServiceSearchProperties" ma:index="10" nillable="true" ma:displayName="MediaServiceSearchProperties" ma:hidden="true" ma:internalName="MediaServiceSearchProperties" ma:readOnly="true">
-      <xsd:simpleType>
-        <xsd:restriction base="dms:Note"/>
-      </xsd:simpleType>
-    </xsd:element>
-    <xsd:element name="MediaServiceDateTaken" ma:index="11" nillable="true" ma:displayName="MediaServiceDateTaken" ma:hidden="true" ma:indexed="true" ma:internalName="MediaServiceDateTaken" ma:readOnly="true">
-      <xsd:simpleType>
-        <xsd:restriction base="dms:Text"/>
-      </xsd:simpleType>
-    </xsd:element>
-    <xsd:element name="MediaServiceGenerationTime" ma:index="12" nillable="true" ma:displayName="MediaServiceGenerationTime" ma:hidden="true" ma:internalName="MediaServiceGenerationTime" ma:readOnly="true">
-      <xsd:simpleType>
-        <xsd:restriction base="dms:Text"/>
-      </xsd:simpleType>
-    </xsd:element>
-    <xsd:element name="MediaServiceEventHashCode" ma:index="13" nillable="true" ma:displayName="MediaServiceEventHashCode" ma:hidden="true" ma:internalName="MediaServiceEventHashCode" ma:readOnly="true">
-      <xsd:simpleType>
-        <xsd:restriction base="dms:Text"/>
-      </xsd:simpleType>
-    </xsd:element>
-    <xsd:element name="MediaLengthInSeconds" ma:index="14" nillable="true" ma:displayName="MediaLengthInSeconds" ma:hidden="true" ma:internalName="MediaLengthInSeconds" ma:readOnly="true">
-      <xsd:simpleType>
-        <xsd:restriction base="dms:Unknown"/>
-      </xsd:simpleType>
-    </xsd:element>
-    <xsd:element name="lcf76f155ced4ddcb4097134ff3c332f" ma:index="16" nillable="true" ma:taxonomy="true" ma:internalName="lcf76f155ced4ddcb4097134ff3c332f" ma:taxonomyFieldName="MediaServiceImageTags" ma:displayName="Etiquetas de imagen" ma:readOnly="false" ma:fieldId="{5cf76f15-5ced-4ddc-b409-7134ff3c332f}" ma:taxonomyMulti="true" ma:sspId="d33c8c81-5745-4931-bcc4-c2aeafe86780" ma:termSetId="09814cd3-568e-fe90-9814-8d621ff8fb84" ma:anchorId="fba54fb3-c3e1-fe81-a776-ca4b69148c4d" ma:open="true" ma:isKeyword="false">
-      <xsd:complexType>
-        <xsd:sequence>
-          <xsd:element ref="pc:Terms" minOccurs="0" maxOccurs="1"/>
-        </xsd:sequence>
-      </xsd:complexType>
-    </xsd:element>
-    <xsd:element name="MediaServiceOCR" ma:index="18" nillable="true" ma:displayName="Extracted Text" ma:internalName="MediaServiceOCR" ma:readOnly="true">
-      <xsd:simpleType>
-        <xsd:restriction base="dms:Note">
-          <xsd:maxLength value="255"/>
-        </xsd:restriction>
-      </xsd:simpleType>
-    </xsd:element>
-    <xsd:element name="MediaServiceBillingMetadata" ma:index="19" nillable="true" ma:displayName="MediaServiceBillingMetadata" ma:hidden="true" ma:internalName="MediaServiceBillingMetadata" ma:readOnly="true">
-      <xsd:simpleType>
-        <xsd:restriction base="dms:Note"/>
-      </xsd:simpleType>
-    </xsd:element>
-  </xsd:schema>
-  <xsd:schema xmlns:xsd="http://www.w3.org/2001/XMLSchema" xmlns:xs="http://www.w3.org/2001/XMLSchema" xmlns:dms="http://schemas.microsoft.com/office/2006/documentManagement/types" xmlns:pc="http://schemas.microsoft.com/office/infopath/2007/PartnerControls" targetNamespace="adccf511-daff-4bcb-9072-914cedbf4c7e" elementFormDefault="qualified">
-    <xsd:import namespace="http://schemas.microsoft.com/office/2006/documentManagement/types"/>
-    <xsd:import namespace="http://schemas.microsoft.com/office/infopath/2007/PartnerControls"/>
-    <xsd:element name="TaxCatchAll" ma:index="17" nillable="true" ma:displayName="Taxonomy Catch All Column" ma:hidden="true" ma:list="{d55fdbc5-1632-489d-aeea-ba6fd7407963}" ma:internalName="TaxCatchAll" ma:showField="CatchAllData" ma:web="adccf511-daff-4bcb-9072-914cedbf4c7e">
-      <xsd:complexType>
-        <xsd:complexContent>
-          <xsd:extension base="dms:MultiChoiceLookup">
-            <xsd:sequence>
-              <xsd:element name="Value" type="dms:Lookup" maxOccurs="unbounded" minOccurs="0" nillable="true"/>
-            </xsd:sequence>
-          </xsd:extension>
-        </xsd:complexContent>
-      </xsd:complexType>
-    </xsd:element>
-  </xsd:schema>
-  <xsd:schema xmlns="http://schemas.openxmlformats.org/package/2006/metadata/core-properties" xmlns:xsd="http://www.w3.org/2001/XMLSchema" xmlns:xsi="http://www.w3.org/2001/XMLSchema-instance" xmlns:dc="http://purl.org/dc/elements/1.1/" xmlns:dcterms="http://purl.org/dc/terms/" xmlns:odoc="http://schemas.microsoft.com/internal/obd" targetNamespace="http://schemas.openxmlformats.org/package/2006/metadata/core-properties" elementFormDefault="qualified" attributeFormDefault="unqualified" blockDefault="#all">
-    <xsd:import namespace="http://purl.org/dc/elements/1.1/" schemaLocation="http://dublincore.org/schemas/xmls/qdc/2003/04/02/dc.xsd"/>
-    <xsd:import namespace="http://purl.org/dc/terms/" schemaLocation="http://dublincore.org/schemas/xmls/qdc/2003/04/02/dcterms.xsd"/>
-    <xsd:element name="coreProperties" type="CT_coreProperties"/>
-    <xsd:complexType name="CT_coreProperties">
-      <xsd:all>
-        <xsd:element ref="dc:creator" minOccurs="0" maxOccurs="1"/>
-        <xsd:element ref="dcterms:created" minOccurs="0" maxOccurs="1"/>
-        <xsd:element ref="dc:identifier" minOccurs="0" maxOccurs="1"/>
-        <xsd:element name="contentType" minOccurs="0" maxOccurs="1" type="xsd:string" ma:index="0" ma:displayName="Tipo de contenido"/>
-        <xsd:element ref="dc:title" minOccurs="0" maxOccurs="1" ma:index="4" ma:displayName="Título"/>
-        <xsd:element ref="dc:subject" minOccurs="0" maxOccurs="1"/>
-        <xsd:element ref="dc:description" minOccurs="0" maxOccurs="1"/>
-        <xsd:element name="keywords" minOccurs="0" maxOccurs="1" type="xsd:string"/>
-        <xsd:element ref="dc:language" minOccurs="0" maxOccurs="1"/>
-        <xsd:element name="category" minOccurs="0" maxOccurs="1" type="xsd:string"/>
-        <xsd:element name="version" minOccurs="0" maxOccurs="1" type="xsd:string"/>
-        <xsd:element name="revision" minOccurs="0" maxOccurs="1" type="xsd:string">
-          <xsd:annotation>
-            <xsd:documentation>
-                        This value indicates the number of saves or revisions. The application is responsible for updating this value after each revision.
-                    </xsd:documentation>
-          </xsd:annotation>
-        </xsd:element>
-        <xsd:element name="lastModifiedBy" minOccurs="0" maxOccurs="1" type="xsd:string"/>
-        <xsd:element ref="dcterms:modified" minOccurs="0" maxOccurs="1"/>
-        <xsd:element name="contentStatus" minOccurs="0" maxOccurs="1" type="xsd:string"/>
-      </xsd:all>
-    </xsd:complexType>
-  </xsd:schema>
-  <xs:schema xmlns:pc="http://schemas.microsoft.com/office/infopath/2007/PartnerControls" xmlns:xs="http://www.w3.org/2001/XMLSchema" targetNamespace="http://schemas.microsoft.com/office/infopath/2007/PartnerControls" elementFormDefault="qualified" attributeFormDefault="unqualified">
-    <xs:element name="Person">
-      <xs:complexType>
-        <xs:sequence>
-          <xs:element ref="pc:DisplayName" minOccurs="0"/>
-          <xs:element ref="pc:AccountId" minOccurs="0"/>
-          <xs:element ref="pc:AccountType" minOccurs="0"/>
-        </xs:sequence>
-      </xs:complexType>
-    </xs:element>
-    <xs:element name="DisplayName" type="xs:string"/>
-    <xs:element name="AccountId" type="xs:string"/>
-    <xs:element name="AccountType" type="xs:string"/>
-    <xs:element name="BDCAssociatedEntity">
-      <xs:complexType>
-        <xs:sequence>
-          <xs:element ref="pc:BDCEntity" minOccurs="0" maxOccurs="unbounded"/>
-        </xs:sequence>
-        <xs:attribute ref="pc:EntityNamespace"/>
-        <xs:attribute ref="pc:EntityName"/>
-        <xs:attribute ref="pc:SystemInstanceName"/>
-        <xs:attribute ref="pc:AssociationName"/>
-      </xs:complexType>
-    </xs:element>
-    <xs:attribute name="EntityNamespace" type="xs:string"/>
-    <xs:attribute name="EntityName" type="xs:string"/>
-    <xs:attribute name="SystemInstanceName" type="xs:string"/>
-    <xs:attribute name="AssociationName" type="xs:string"/>
-    <xs:element name="BDCEntity">
-      <xs:complexType>
-        <xs:sequence>
-          <xs:element ref="pc:EntityDisplayName" minOccurs="0"/>
-          <xs:element ref="pc:EntityInstanceReference" minOccurs="0"/>
-          <xs:element ref="pc:EntityId1" minOccurs="0"/>
-          <xs:element ref="pc:EntityId2" minOccurs="0"/>
-          <xs:element ref="pc:EntityId3" minOccurs="0"/>
-          <xs:element ref="pc:EntityId4" minOccurs="0"/>
-          <xs:element ref="pc:EntityId5" minOccurs="0"/>
-        </xs:sequence>
-      </xs:complexType>
-    </xs:element>
-    <xs:element name="EntityDisplayName" type="xs:string"/>
-    <xs:element name="EntityInstanceReference" type="xs:string"/>
-    <xs:element name="EntityId1" type="xs:string"/>
-    <xs:element name="EntityId2" type="xs:string"/>
-    <xs:element name="EntityId3" type="xs:string"/>
-    <xs:element name="EntityId4" type="xs:string"/>
-    <xs:element name="EntityId5" type="xs:string"/>
-    <xs:element name="Terms">
-      <xs:complexType>
-        <xs:sequence>
-          <xs:element ref="pc:TermInfo" minOccurs="0" maxOccurs="unbounded"/>
-        </xs:sequence>
-      </xs:complexType>
-    </xs:element>
-    <xs:element name="TermInfo">
-      <xs:complexType>
-        <xs:sequence>
-          <xs:element ref="pc:TermName" minOccurs="0"/>
-          <xs:element ref="pc:TermId" minOccurs="0"/>
-        </xs:sequence>
-      </xs:complexType>
-    </xs:element>
-    <xs:element name="TermName" type="xs:string"/>
-    <xs:element name="TermId" type="xs:string"/>
-  </xs:schema>
-</ct:contentTypeSchema>
-</file>
-
-<file path=customXml/item3.xml><?xml version="1.0" encoding="utf-8"?>
 <b:Sources xmlns:b="http://schemas.openxmlformats.org/officeDocument/2006/bibliography" xmlns="http://schemas.openxmlformats.org/officeDocument/2006/bibliography" SelectedStyle="\APASixthEditionOfficeOnline.xsl" StyleName="APA" Version="6">
   <b:Source>
     <b:Tag>Mue12</b:Tag>
@@ -21361,11 +21337,255 @@
 </b:Sources>
 </file>
 
+<file path=customXml/item2.xml><?xml version="1.0" encoding="utf-8"?>
+<ct:contentTypeSchema xmlns:ct="http://schemas.microsoft.com/office/2006/metadata/contentType" xmlns:ma="http://schemas.microsoft.com/office/2006/metadata/properties/metaAttributes" ct:_="" ma:_="" ma:contentTypeName="Documento" ma:contentTypeID="0x0101006A81D6BD42E8DF4C91013959704817E1" ma:contentTypeVersion="15" ma:contentTypeDescription="Crear nuevo documento." ma:contentTypeScope="" ma:versionID="bf4f72ffd194f0963ff564daca6869f7">
+  <xsd:schema xmlns:xsd="http://www.w3.org/2001/XMLSchema" xmlns:xs="http://www.w3.org/2001/XMLSchema" xmlns:p="http://schemas.microsoft.com/office/2006/metadata/properties" xmlns:ns2="13c90a0b-73bc-4dc0-be5f-28d77b615beb" xmlns:ns3="13c93bba-48ce-428c-bfe5-88b42c19b028" targetNamespace="http://schemas.microsoft.com/office/2006/metadata/properties" ma:root="true" ma:fieldsID="8718d6f4873a5b1392a45044efa78385" ns2:_="" ns3:_="">
+    <xsd:import namespace="13c90a0b-73bc-4dc0-be5f-28d77b615beb"/>
+    <xsd:import namespace="13c93bba-48ce-428c-bfe5-88b42c19b028"/>
+    <xsd:element name="properties">
+      <xsd:complexType>
+        <xsd:sequence>
+          <xsd:element name="documentManagement">
+            <xsd:complexType>
+              <xsd:all>
+                <xsd:element ref="ns2:SharedWithUsers" minOccurs="0"/>
+                <xsd:element ref="ns2:SharedWithDetails" minOccurs="0"/>
+                <xsd:element ref="ns3:MediaServiceMetadata" minOccurs="0"/>
+                <xsd:element ref="ns3:MediaServiceFastMetadata" minOccurs="0"/>
+                <xsd:element ref="ns3:MediaServiceSearchProperties" minOccurs="0"/>
+                <xsd:element ref="ns3:MediaServiceObjectDetectorVersions" minOccurs="0"/>
+                <xsd:element ref="ns3:MediaServiceDateTaken" minOccurs="0"/>
+                <xsd:element ref="ns3:MediaServiceGenerationTime" minOccurs="0"/>
+                <xsd:element ref="ns3:MediaServiceEventHashCode" minOccurs="0"/>
+                <xsd:element ref="ns3:MediaLengthInSeconds" minOccurs="0"/>
+                <xsd:element ref="ns3:lcf76f155ced4ddcb4097134ff3c332f" minOccurs="0"/>
+                <xsd:element ref="ns2:TaxCatchAll" minOccurs="0"/>
+                <xsd:element ref="ns3:MediaServiceOCR" minOccurs="0"/>
+                <xsd:element ref="ns3:MediaServiceLocation" minOccurs="0"/>
+              </xsd:all>
+            </xsd:complexType>
+          </xsd:element>
+        </xsd:sequence>
+      </xsd:complexType>
+    </xsd:element>
+  </xsd:schema>
+  <xsd:schema xmlns:xsd="http://www.w3.org/2001/XMLSchema" xmlns:xs="http://www.w3.org/2001/XMLSchema" xmlns:dms="http://schemas.microsoft.com/office/2006/documentManagement/types" xmlns:pc="http://schemas.microsoft.com/office/infopath/2007/PartnerControls" targetNamespace="13c90a0b-73bc-4dc0-be5f-28d77b615beb" elementFormDefault="qualified">
+    <xsd:import namespace="http://schemas.microsoft.com/office/2006/documentManagement/types"/>
+    <xsd:import namespace="http://schemas.microsoft.com/office/infopath/2007/PartnerControls"/>
+    <xsd:element name="SharedWithUsers" ma:index="8" nillable="true" ma:displayName="Compartido con" ma:internalName="SharedWithUsers" ma:readOnly="true">
+      <xsd:complexType>
+        <xsd:complexContent>
+          <xsd:extension base="dms:UserMulti">
+            <xsd:sequence>
+              <xsd:element name="UserInfo" minOccurs="0" maxOccurs="unbounded">
+                <xsd:complexType>
+                  <xsd:sequence>
+                    <xsd:element name="DisplayName" type="xsd:string" minOccurs="0"/>
+                    <xsd:element name="AccountId" type="dms:UserId" minOccurs="0" nillable="true"/>
+                    <xsd:element name="AccountType" type="xsd:string" minOccurs="0"/>
+                  </xsd:sequence>
+                </xsd:complexType>
+              </xsd:element>
+            </xsd:sequence>
+          </xsd:extension>
+        </xsd:complexContent>
+      </xsd:complexType>
+    </xsd:element>
+    <xsd:element name="SharedWithDetails" ma:index="9" nillable="true" ma:displayName="Detalles de uso compartido" ma:internalName="SharedWithDetails" ma:readOnly="true">
+      <xsd:simpleType>
+        <xsd:restriction base="dms:Note">
+          <xsd:maxLength value="255"/>
+        </xsd:restriction>
+      </xsd:simpleType>
+    </xsd:element>
+    <xsd:element name="TaxCatchAll" ma:index="20" nillable="true" ma:displayName="Taxonomy Catch All Column" ma:hidden="true" ma:list="{a42ca037-5d13-4729-aeec-4237f141d2d6}" ma:internalName="TaxCatchAll" ma:showField="CatchAllData" ma:web="13c90a0b-73bc-4dc0-be5f-28d77b615beb">
+      <xsd:complexType>
+        <xsd:complexContent>
+          <xsd:extension base="dms:MultiChoiceLookup">
+            <xsd:sequence>
+              <xsd:element name="Value" type="dms:Lookup" maxOccurs="unbounded" minOccurs="0" nillable="true"/>
+            </xsd:sequence>
+          </xsd:extension>
+        </xsd:complexContent>
+      </xsd:complexType>
+    </xsd:element>
+  </xsd:schema>
+  <xsd:schema xmlns:xsd="http://www.w3.org/2001/XMLSchema" xmlns:xs="http://www.w3.org/2001/XMLSchema" xmlns:dms="http://schemas.microsoft.com/office/2006/documentManagement/types" xmlns:pc="http://schemas.microsoft.com/office/infopath/2007/PartnerControls" targetNamespace="13c93bba-48ce-428c-bfe5-88b42c19b028" elementFormDefault="qualified">
+    <xsd:import namespace="http://schemas.microsoft.com/office/2006/documentManagement/types"/>
+    <xsd:import namespace="http://schemas.microsoft.com/office/infopath/2007/PartnerControls"/>
+    <xsd:element name="MediaServiceMetadata" ma:index="10" nillable="true" ma:displayName="MediaServiceMetadata" ma:hidden="true" ma:internalName="MediaServiceMetadata" ma:readOnly="true">
+      <xsd:simpleType>
+        <xsd:restriction base="dms:Note"/>
+      </xsd:simpleType>
+    </xsd:element>
+    <xsd:element name="MediaServiceFastMetadata" ma:index="11" nillable="true" ma:displayName="MediaServiceFastMetadata" ma:hidden="true" ma:internalName="MediaServiceFastMetadata" ma:readOnly="true">
+      <xsd:simpleType>
+        <xsd:restriction base="dms:Note"/>
+      </xsd:simpleType>
+    </xsd:element>
+    <xsd:element name="MediaServiceSearchProperties" ma:index="12" nillable="true" ma:displayName="MediaServiceSearchProperties" ma:hidden="true" ma:internalName="MediaServiceSearchProperties" ma:readOnly="true">
+      <xsd:simpleType>
+        <xsd:restriction base="dms:Note"/>
+      </xsd:simpleType>
+    </xsd:element>
+    <xsd:element name="MediaServiceObjectDetectorVersions" ma:index="13" nillable="true" ma:displayName="MediaServiceObjectDetectorVersions" ma:hidden="true" ma:indexed="true" ma:internalName="MediaServiceObjectDetectorVersions" ma:readOnly="true">
+      <xsd:simpleType>
+        <xsd:restriction base="dms:Text"/>
+      </xsd:simpleType>
+    </xsd:element>
+    <xsd:element name="MediaServiceDateTaken" ma:index="14" nillable="true" ma:displayName="MediaServiceDateTaken" ma:hidden="true" ma:indexed="true" ma:internalName="MediaServiceDateTaken" ma:readOnly="true">
+      <xsd:simpleType>
+        <xsd:restriction base="dms:Text"/>
+      </xsd:simpleType>
+    </xsd:element>
+    <xsd:element name="MediaServiceGenerationTime" ma:index="15" nillable="true" ma:displayName="MediaServiceGenerationTime" ma:hidden="true" ma:internalName="MediaServiceGenerationTime" ma:readOnly="true">
+      <xsd:simpleType>
+        <xsd:restriction base="dms:Text"/>
+      </xsd:simpleType>
+    </xsd:element>
+    <xsd:element name="MediaServiceEventHashCode" ma:index="16" nillable="true" ma:displayName="MediaServiceEventHashCode" ma:hidden="true" ma:internalName="MediaServiceEventHashCode" ma:readOnly="true">
+      <xsd:simpleType>
+        <xsd:restriction base="dms:Text"/>
+      </xsd:simpleType>
+    </xsd:element>
+    <xsd:element name="MediaLengthInSeconds" ma:index="17" nillable="true" ma:displayName="MediaLengthInSeconds" ma:hidden="true" ma:internalName="MediaLengthInSeconds" ma:readOnly="true">
+      <xsd:simpleType>
+        <xsd:restriction base="dms:Unknown"/>
+      </xsd:simpleType>
+    </xsd:element>
+    <xsd:element name="lcf76f155ced4ddcb4097134ff3c332f" ma:index="19" nillable="true" ma:taxonomy="true" ma:internalName="lcf76f155ced4ddcb4097134ff3c332f" ma:taxonomyFieldName="MediaServiceImageTags" ma:displayName="Etiquetas de imagen" ma:readOnly="false" ma:fieldId="{5cf76f15-5ced-4ddc-b409-7134ff3c332f}" ma:taxonomyMulti="true" ma:sspId="d33c8c81-5745-4931-bcc4-c2aeafe86780" ma:termSetId="09814cd3-568e-fe90-9814-8d621ff8fb84" ma:anchorId="fba54fb3-c3e1-fe81-a776-ca4b69148c4d" ma:open="true" ma:isKeyword="false">
+      <xsd:complexType>
+        <xsd:sequence>
+          <xsd:element ref="pc:Terms" minOccurs="0" maxOccurs="1"/>
+        </xsd:sequence>
+      </xsd:complexType>
+    </xsd:element>
+    <xsd:element name="MediaServiceOCR" ma:index="21" nillable="true" ma:displayName="Extracted Text" ma:internalName="MediaServiceOCR" ma:readOnly="true">
+      <xsd:simpleType>
+        <xsd:restriction base="dms:Note">
+          <xsd:maxLength value="255"/>
+        </xsd:restriction>
+      </xsd:simpleType>
+    </xsd:element>
+    <xsd:element name="MediaServiceLocation" ma:index="22" nillable="true" ma:displayName="Location" ma:description="" ma:indexed="true" ma:internalName="MediaServiceLocation" ma:readOnly="true">
+      <xsd:simpleType>
+        <xsd:restriction base="dms:Text"/>
+      </xsd:simpleType>
+    </xsd:element>
+  </xsd:schema>
+  <xsd:schema xmlns="http://schemas.openxmlformats.org/package/2006/metadata/core-properties" xmlns:xsd="http://www.w3.org/2001/XMLSchema" xmlns:xsi="http://www.w3.org/2001/XMLSchema-instance" xmlns:dc="http://purl.org/dc/elements/1.1/" xmlns:dcterms="http://purl.org/dc/terms/" xmlns:odoc="http://schemas.microsoft.com/internal/obd" targetNamespace="http://schemas.openxmlformats.org/package/2006/metadata/core-properties" elementFormDefault="qualified" attributeFormDefault="unqualified" blockDefault="#all">
+    <xsd:import namespace="http://purl.org/dc/elements/1.1/" schemaLocation="http://dublincore.org/schemas/xmls/qdc/2003/04/02/dc.xsd"/>
+    <xsd:import namespace="http://purl.org/dc/terms/" schemaLocation="http://dublincore.org/schemas/xmls/qdc/2003/04/02/dcterms.xsd"/>
+    <xsd:element name="coreProperties" type="CT_coreProperties"/>
+    <xsd:complexType name="CT_coreProperties">
+      <xsd:all>
+        <xsd:element ref="dc:creator" minOccurs="0" maxOccurs="1"/>
+        <xsd:element ref="dcterms:created" minOccurs="0" maxOccurs="1"/>
+        <xsd:element ref="dc:identifier" minOccurs="0" maxOccurs="1"/>
+        <xsd:element name="contentType" minOccurs="0" maxOccurs="1" type="xsd:string" ma:index="0" ma:displayName="Tipo de contenido"/>
+        <xsd:element ref="dc:title" minOccurs="0" maxOccurs="1" ma:index="4" ma:displayName="Título"/>
+        <xsd:element ref="dc:subject" minOccurs="0" maxOccurs="1"/>
+        <xsd:element ref="dc:description" minOccurs="0" maxOccurs="1"/>
+        <xsd:element name="keywords" minOccurs="0" maxOccurs="1" type="xsd:string"/>
+        <xsd:element ref="dc:language" minOccurs="0" maxOccurs="1"/>
+        <xsd:element name="category" minOccurs="0" maxOccurs="1" type="xsd:string"/>
+        <xsd:element name="version" minOccurs="0" maxOccurs="1" type="xsd:string"/>
+        <xsd:element name="revision" minOccurs="0" maxOccurs="1" type="xsd:string">
+          <xsd:annotation>
+            <xsd:documentation>
+                        This value indicates the number of saves or revisions. The application is responsible for updating this value after each revision.
+                    </xsd:documentation>
+          </xsd:annotation>
+        </xsd:element>
+        <xsd:element name="lastModifiedBy" minOccurs="0" maxOccurs="1" type="xsd:string"/>
+        <xsd:element ref="dcterms:modified" minOccurs="0" maxOccurs="1"/>
+        <xsd:element name="contentStatus" minOccurs="0" maxOccurs="1" type="xsd:string"/>
+      </xsd:all>
+    </xsd:complexType>
+  </xsd:schema>
+  <xs:schema xmlns:pc="http://schemas.microsoft.com/office/infopath/2007/PartnerControls" xmlns:xs="http://www.w3.org/2001/XMLSchema" targetNamespace="http://schemas.microsoft.com/office/infopath/2007/PartnerControls" elementFormDefault="qualified" attributeFormDefault="unqualified">
+    <xs:element name="Person">
+      <xs:complexType>
+        <xs:sequence>
+          <xs:element ref="pc:DisplayName" minOccurs="0"/>
+          <xs:element ref="pc:AccountId" minOccurs="0"/>
+          <xs:element ref="pc:AccountType" minOccurs="0"/>
+        </xs:sequence>
+      </xs:complexType>
+    </xs:element>
+    <xs:element name="DisplayName" type="xs:string"/>
+    <xs:element name="AccountId" type="xs:string"/>
+    <xs:element name="AccountType" type="xs:string"/>
+    <xs:element name="BDCAssociatedEntity">
+      <xs:complexType>
+        <xs:sequence>
+          <xs:element ref="pc:BDCEntity" minOccurs="0" maxOccurs="unbounded"/>
+        </xs:sequence>
+        <xs:attribute ref="pc:EntityNamespace"/>
+        <xs:attribute ref="pc:EntityName"/>
+        <xs:attribute ref="pc:SystemInstanceName"/>
+        <xs:attribute ref="pc:AssociationName"/>
+      </xs:complexType>
+    </xs:element>
+    <xs:attribute name="EntityNamespace" type="xs:string"/>
+    <xs:attribute name="EntityName" type="xs:string"/>
+    <xs:attribute name="SystemInstanceName" type="xs:string"/>
+    <xs:attribute name="AssociationName" type="xs:string"/>
+    <xs:element name="BDCEntity">
+      <xs:complexType>
+        <xs:sequence>
+          <xs:element ref="pc:EntityDisplayName" minOccurs="0"/>
+          <xs:element ref="pc:EntityInstanceReference" minOccurs="0"/>
+          <xs:element ref="pc:EntityId1" minOccurs="0"/>
+          <xs:element ref="pc:EntityId2" minOccurs="0"/>
+          <xs:element ref="pc:EntityId3" minOccurs="0"/>
+          <xs:element ref="pc:EntityId4" minOccurs="0"/>
+          <xs:element ref="pc:EntityId5" minOccurs="0"/>
+        </xs:sequence>
+      </xs:complexType>
+    </xs:element>
+    <xs:element name="EntityDisplayName" type="xs:string"/>
+    <xs:element name="EntityInstanceReference" type="xs:string"/>
+    <xs:element name="EntityId1" type="xs:string"/>
+    <xs:element name="EntityId2" type="xs:string"/>
+    <xs:element name="EntityId3" type="xs:string"/>
+    <xs:element name="EntityId4" type="xs:string"/>
+    <xs:element name="EntityId5" type="xs:string"/>
+    <xs:element name="Terms">
+      <xs:complexType>
+        <xs:sequence>
+          <xs:element ref="pc:TermInfo" minOccurs="0" maxOccurs="unbounded"/>
+        </xs:sequence>
+      </xs:complexType>
+    </xs:element>
+    <xs:element name="TermInfo">
+      <xs:complexType>
+        <xs:sequence>
+          <xs:element ref="pc:TermName" minOccurs="0"/>
+          <xs:element ref="pc:TermId" minOccurs="0"/>
+        </xs:sequence>
+      </xs:complexType>
+    </xs:element>
+    <xs:element name="TermName" type="xs:string"/>
+    <xs:element name="TermId" type="xs:string"/>
+  </xs:schema>
+</ct:contentTypeSchema>
+</file>
+
+<file path=customXml/item3.xml><?xml version="1.0" encoding="utf-8"?>
+<?mso-contentType ?>
+<FormTemplates xmlns="http://schemas.microsoft.com/sharepoint/v3/contenttype/forms">
+  <Display>DocumentLibraryForm</Display>
+  <Edit>DocumentLibraryForm</Edit>
+  <New>DocumentLibraryForm</New>
+</FormTemplates>
+</file>
+
 <file path=customXml/item4.xml><?xml version="1.0" encoding="utf-8"?>
 <p:properties xmlns:p="http://schemas.microsoft.com/office/2006/metadata/properties" xmlns:xsi="http://www.w3.org/2001/XMLSchema-instance" xmlns:pc="http://schemas.microsoft.com/office/infopath/2007/PartnerControls">
   <documentManagement>
-    <TaxCatchAll xmlns="adccf511-daff-4bcb-9072-914cedbf4c7e" xsi:nil="true"/>
-    <lcf76f155ced4ddcb4097134ff3c332f xmlns="a70d3c18-0869-45a1-9f75-4b4b8f0f32be">
+    <TaxCatchAll xmlns="13c90a0b-73bc-4dc0-be5f-28d77b615beb" xsi:nil="true"/>
+    <lcf76f155ced4ddcb4097134ff3c332f xmlns="13c93bba-48ce-428c-bfe5-88b42c19b028">
       <Terms xmlns="http://schemas.microsoft.com/office/infopath/2007/PartnerControls"/>
     </lcf76f155ced4ddcb4097134ff3c332f>
   </documentManagement>
@@ -21373,36 +21593,21 @@
 </file>
 
 <file path=customXml/itemProps1.xml><?xml version="1.0" encoding="utf-8"?>
-<ds:datastoreItem xmlns:ds="http://schemas.openxmlformats.org/officeDocument/2006/customXml" ds:itemID="{81CBDEC1-3B00-44ED-AD36-0268077980BA}">
+<ds:datastoreItem xmlns:ds="http://schemas.openxmlformats.org/officeDocument/2006/customXml" ds:itemID="{84F3832F-79D0-40EC-924E-4EC5D33B7AFB}">
   <ds:schemaRefs>
-    <ds:schemaRef ds:uri="http://schemas.microsoft.com/sharepoint/v3/contenttype/forms"/>
+    <ds:schemaRef ds:uri="http://schemas.openxmlformats.org/officeDocument/2006/bibliography"/>
   </ds:schemaRefs>
 </ds:datastoreItem>
 </file>
 
 <file path=customXml/itemProps2.xml><?xml version="1.0" encoding="utf-8"?>
-<ds:datastoreItem xmlns:ds="http://schemas.openxmlformats.org/officeDocument/2006/customXml" ds:itemID="{996434B9-CC1E-4468-A086-AA07C2AF1350}">
-  <ds:schemaRefs>
-    <ds:schemaRef ds:uri="http://schemas.microsoft.com/office/2006/metadata/contentType"/>
-    <ds:schemaRef ds:uri="http://schemas.microsoft.com/office/2006/metadata/properties/metaAttributes"/>
-    <ds:schemaRef ds:uri="http://www.w3.org/2001/XMLSchema"/>
-    <ds:schemaRef ds:uri="http://schemas.microsoft.com/office/2006/metadata/properties"/>
-    <ds:schemaRef ds:uri="a70d3c18-0869-45a1-9f75-4b4b8f0f32be"/>
-    <ds:schemaRef ds:uri="adccf511-daff-4bcb-9072-914cedbf4c7e"/>
-    <ds:schemaRef ds:uri="http://schemas.microsoft.com/office/2006/documentManagement/types"/>
-    <ds:schemaRef ds:uri="http://schemas.microsoft.com/office/infopath/2007/PartnerControls"/>
-    <ds:schemaRef ds:uri="http://schemas.openxmlformats.org/package/2006/metadata/core-properties"/>
-    <ds:schemaRef ds:uri="http://purl.org/dc/elements/1.1/"/>
-    <ds:schemaRef ds:uri="http://purl.org/dc/terms/"/>
-    <ds:schemaRef ds:uri="http://schemas.microsoft.com/internal/obd"/>
-  </ds:schemaRefs>
-</ds:datastoreItem>
+<ds:datastoreItem xmlns:ds="http://schemas.openxmlformats.org/officeDocument/2006/customXml" ds:itemID="{436F1472-56F6-4D28-8761-DB0C7EF4BBFB}"/>
 </file>
 
 <file path=customXml/itemProps3.xml><?xml version="1.0" encoding="utf-8"?>
-<ds:datastoreItem xmlns:ds="http://schemas.openxmlformats.org/officeDocument/2006/customXml" ds:itemID="{84F3832F-79D0-40EC-924E-4EC5D33B7AFB}">
+<ds:datastoreItem xmlns:ds="http://schemas.openxmlformats.org/officeDocument/2006/customXml" ds:itemID="{81CBDEC1-3B00-44ED-AD36-0268077980BA}">
   <ds:schemaRefs>
-    <ds:schemaRef ds:uri="http://schemas.openxmlformats.org/officeDocument/2006/bibliography"/>
+    <ds:schemaRef ds:uri="http://schemas.microsoft.com/sharepoint/v3/contenttype/forms"/>
   </ds:schemaRefs>
 </ds:datastoreItem>
 </file>

--- a/fuentes/135333_CF04_DU.docx
+++ b/fuentes/135333_CF04_DU.docx
@@ -3988,12 +3988,12 @@
     <w:tbl>
       <w:tblPr>
         <w:tblStyle w:val="SENA1"/>
-        <w:tblW w:w="0" w:type="auto"/>
+        <w:tblW w:w="10060" w:type="dxa"/>
         <w:tblLook w:val="04A0" w:firstRow="1" w:lastRow="0" w:firstColumn="1" w:lastColumn="0" w:noHBand="0" w:noVBand="1"/>
       </w:tblPr>
       <w:tblGrid>
         <w:gridCol w:w="4390"/>
-        <w:gridCol w:w="4961"/>
+        <w:gridCol w:w="5670"/>
       </w:tblGrid>
       <w:tr>
         <w:trPr>
@@ -4007,13 +4007,18 @@
           </w:tcPr>
           <w:p>
             <w:pPr>
-              <w:ind w:firstLine="0"/>
-              <w:rPr>
+              <w:pStyle w:val="Tablas"/>
+              <w:spacing w:before="120"/>
+              <w:rPr>
+                <w:rFonts w:asciiTheme="minorHAnsi" w:hAnsiTheme="minorHAnsi" w:cstheme="minorHAnsi"/>
+                <w:sz w:val="28"/>
                 <w:szCs w:val="28"/>
               </w:rPr>
             </w:pPr>
             <w:r>
               <w:rPr>
+                <w:rFonts w:asciiTheme="minorHAnsi" w:hAnsiTheme="minorHAnsi" w:cstheme="minorHAnsi"/>
+                <w:sz w:val="28"/>
                 <w:szCs w:val="28"/>
               </w:rPr>
               <w:t>Normas</w:t>
@@ -4022,17 +4027,22 @@
         </w:tc>
         <w:tc>
           <w:tcPr>
-            <w:tcW w:w="4961" w:type="dxa"/>
+            <w:tcW w:w="5670" w:type="dxa"/>
           </w:tcPr>
           <w:p>
             <w:pPr>
-              <w:ind w:firstLine="0"/>
-              <w:rPr>
+              <w:pStyle w:val="Tablas"/>
+              <w:spacing w:before="120"/>
+              <w:rPr>
+                <w:rFonts w:asciiTheme="minorHAnsi" w:hAnsiTheme="minorHAnsi" w:cstheme="minorHAnsi"/>
+                <w:sz w:val="28"/>
                 <w:szCs w:val="28"/>
               </w:rPr>
             </w:pPr>
             <w:r>
               <w:rPr>
+                <w:rFonts w:asciiTheme="minorHAnsi" w:hAnsiTheme="minorHAnsi" w:cstheme="minorHAnsi"/>
+                <w:sz w:val="28"/>
                 <w:szCs w:val="28"/>
               </w:rPr>
               <w:t>Bases PQR</w:t>
@@ -4050,13 +4060,20 @@
           </w:tcPr>
           <w:p>
             <w:pPr>
-              <w:ind w:firstLine="0"/>
-              <w:rPr>
+              <w:pStyle w:val="Tablas"/>
+              <w:spacing w:before="120"/>
+              <w:rPr>
+                <w:rFonts w:asciiTheme="minorHAnsi" w:hAnsiTheme="minorHAnsi" w:cstheme="minorHAnsi"/>
+                <w:bCs w:val="0"/>
+                <w:sz w:val="28"/>
                 <w:szCs w:val="28"/>
               </w:rPr>
             </w:pPr>
             <w:r>
               <w:rPr>
+                <w:rFonts w:asciiTheme="minorHAnsi" w:hAnsiTheme="minorHAnsi" w:cstheme="minorHAnsi"/>
+                <w:bCs w:val="0"/>
+                <w:sz w:val="28"/>
                 <w:szCs w:val="28"/>
               </w:rPr>
               <w:t>Artículo 23 de la Constitución Política de Colombia (1991)</w:t>
@@ -4065,17 +4082,24 @@
         </w:tc>
         <w:tc>
           <w:tcPr>
-            <w:tcW w:w="4961" w:type="dxa"/>
+            <w:tcW w:w="5670" w:type="dxa"/>
           </w:tcPr>
           <w:p>
             <w:pPr>
-              <w:ind w:firstLine="0"/>
-              <w:rPr>
+              <w:pStyle w:val="Tablas"/>
+              <w:spacing w:before="120"/>
+              <w:rPr>
+                <w:rFonts w:asciiTheme="minorHAnsi" w:hAnsiTheme="minorHAnsi" w:cstheme="minorHAnsi"/>
+                <w:bCs w:val="0"/>
+                <w:sz w:val="28"/>
                 <w:szCs w:val="28"/>
               </w:rPr>
             </w:pPr>
             <w:r>
               <w:rPr>
+                <w:rFonts w:asciiTheme="minorHAnsi" w:hAnsiTheme="minorHAnsi" w:cstheme="minorHAnsi"/>
+                <w:bCs w:val="0"/>
+                <w:sz w:val="28"/>
                 <w:szCs w:val="28"/>
               </w:rPr>
               <w:t>Concerniente a las peticiones que puede realizar cada ciudadano.</w:t>
@@ -4090,13 +4114,20 @@
           </w:tcPr>
           <w:p>
             <w:pPr>
-              <w:ind w:firstLine="0"/>
-              <w:rPr>
+              <w:pStyle w:val="Tablas"/>
+              <w:spacing w:before="120"/>
+              <w:rPr>
+                <w:rFonts w:asciiTheme="minorHAnsi" w:hAnsiTheme="minorHAnsi" w:cstheme="minorHAnsi"/>
+                <w:bCs w:val="0"/>
+                <w:sz w:val="28"/>
                 <w:szCs w:val="28"/>
               </w:rPr>
             </w:pPr>
             <w:r>
               <w:rPr>
+                <w:rFonts w:asciiTheme="minorHAnsi" w:hAnsiTheme="minorHAnsi" w:cstheme="minorHAnsi"/>
+                <w:bCs w:val="0"/>
+                <w:sz w:val="28"/>
                 <w:szCs w:val="28"/>
               </w:rPr>
               <w:t>Ley 1755 de 2015</w:t>
@@ -4105,17 +4136,24 @@
         </w:tc>
         <w:tc>
           <w:tcPr>
-            <w:tcW w:w="4961" w:type="dxa"/>
+            <w:tcW w:w="5670" w:type="dxa"/>
           </w:tcPr>
           <w:p>
             <w:pPr>
-              <w:ind w:firstLine="0"/>
-              <w:rPr>
+              <w:pStyle w:val="Tablas"/>
+              <w:spacing w:before="120"/>
+              <w:rPr>
+                <w:rFonts w:asciiTheme="minorHAnsi" w:hAnsiTheme="minorHAnsi" w:cstheme="minorHAnsi"/>
+                <w:bCs w:val="0"/>
+                <w:sz w:val="28"/>
                 <w:szCs w:val="28"/>
               </w:rPr>
             </w:pPr>
             <w:r>
               <w:rPr>
+                <w:rFonts w:asciiTheme="minorHAnsi" w:hAnsiTheme="minorHAnsi" w:cstheme="minorHAnsi"/>
+                <w:bCs w:val="0"/>
+                <w:sz w:val="28"/>
                 <w:szCs w:val="28"/>
               </w:rPr>
               <w:t>Por medio de la cual se regula el derecho fundamental de petición.</w:t>
@@ -4133,13 +4171,20 @@
           </w:tcPr>
           <w:p>
             <w:pPr>
-              <w:ind w:firstLine="0"/>
-              <w:rPr>
+              <w:pStyle w:val="Tablas"/>
+              <w:spacing w:before="120"/>
+              <w:rPr>
+                <w:rFonts w:asciiTheme="minorHAnsi" w:hAnsiTheme="minorHAnsi" w:cstheme="minorHAnsi"/>
+                <w:bCs w:val="0"/>
+                <w:sz w:val="28"/>
                 <w:szCs w:val="28"/>
               </w:rPr>
             </w:pPr>
             <w:r>
               <w:rPr>
+                <w:rFonts w:asciiTheme="minorHAnsi" w:hAnsiTheme="minorHAnsi" w:cstheme="minorHAnsi"/>
+                <w:bCs w:val="0"/>
+                <w:sz w:val="28"/>
                 <w:szCs w:val="28"/>
               </w:rPr>
               <w:t>Ley 1437 2011</w:t>
@@ -4148,17 +4193,24 @@
         </w:tc>
         <w:tc>
           <w:tcPr>
-            <w:tcW w:w="4961" w:type="dxa"/>
+            <w:tcW w:w="5670" w:type="dxa"/>
           </w:tcPr>
           <w:p>
             <w:pPr>
-              <w:ind w:firstLine="0"/>
-              <w:rPr>
+              <w:pStyle w:val="Tablas"/>
+              <w:spacing w:before="120"/>
+              <w:rPr>
+                <w:rFonts w:asciiTheme="minorHAnsi" w:hAnsiTheme="minorHAnsi" w:cstheme="minorHAnsi"/>
+                <w:bCs w:val="0"/>
+                <w:sz w:val="28"/>
                 <w:szCs w:val="28"/>
               </w:rPr>
             </w:pPr>
             <w:r>
               <w:rPr>
+                <w:rFonts w:asciiTheme="minorHAnsi" w:hAnsiTheme="minorHAnsi" w:cstheme="minorHAnsi"/>
+                <w:bCs w:val="0"/>
+                <w:sz w:val="28"/>
                 <w:szCs w:val="28"/>
               </w:rPr>
               <w:t>Código de Procedimiento Administrativo y de lo Contencioso Administrativo.</w:t>
@@ -4173,13 +4225,20 @@
           </w:tcPr>
           <w:p>
             <w:pPr>
-              <w:ind w:firstLine="0"/>
-              <w:rPr>
+              <w:pStyle w:val="Tablas"/>
+              <w:spacing w:before="120"/>
+              <w:rPr>
+                <w:rFonts w:asciiTheme="minorHAnsi" w:hAnsiTheme="minorHAnsi" w:cstheme="minorHAnsi"/>
+                <w:bCs w:val="0"/>
+                <w:sz w:val="28"/>
                 <w:szCs w:val="28"/>
               </w:rPr>
             </w:pPr>
             <w:r>
               <w:rPr>
+                <w:rFonts w:asciiTheme="minorHAnsi" w:hAnsiTheme="minorHAnsi" w:cstheme="minorHAnsi"/>
+                <w:bCs w:val="0"/>
+                <w:sz w:val="28"/>
                 <w:szCs w:val="28"/>
               </w:rPr>
               <w:t>Ley 1474 de 2011</w:t>
@@ -4188,17 +4247,24 @@
         </w:tc>
         <w:tc>
           <w:tcPr>
-            <w:tcW w:w="4961" w:type="dxa"/>
+            <w:tcW w:w="5670" w:type="dxa"/>
           </w:tcPr>
           <w:p>
             <w:pPr>
-              <w:ind w:firstLine="0"/>
-              <w:rPr>
+              <w:pStyle w:val="Tablas"/>
+              <w:spacing w:before="120"/>
+              <w:rPr>
+                <w:rFonts w:asciiTheme="minorHAnsi" w:hAnsiTheme="minorHAnsi" w:cstheme="minorHAnsi"/>
+                <w:bCs w:val="0"/>
+                <w:sz w:val="28"/>
                 <w:szCs w:val="28"/>
               </w:rPr>
             </w:pPr>
             <w:r>
               <w:rPr>
+                <w:rFonts w:asciiTheme="minorHAnsi" w:hAnsiTheme="minorHAnsi" w:cstheme="minorHAnsi"/>
+                <w:bCs w:val="0"/>
+                <w:sz w:val="28"/>
                 <w:szCs w:val="28"/>
               </w:rPr>
               <w:t>Actos de corrupción</w:t>
@@ -4216,13 +4282,20 @@
           </w:tcPr>
           <w:p>
             <w:pPr>
-              <w:ind w:firstLine="0"/>
-              <w:rPr>
+              <w:pStyle w:val="Tablas"/>
+              <w:spacing w:before="120"/>
+              <w:rPr>
+                <w:rFonts w:asciiTheme="minorHAnsi" w:hAnsiTheme="minorHAnsi" w:cstheme="minorHAnsi"/>
+                <w:bCs w:val="0"/>
+                <w:sz w:val="28"/>
                 <w:szCs w:val="28"/>
               </w:rPr>
             </w:pPr>
             <w:r>
               <w:rPr>
+                <w:rFonts w:asciiTheme="minorHAnsi" w:hAnsiTheme="minorHAnsi" w:cstheme="minorHAnsi"/>
+                <w:bCs w:val="0"/>
+                <w:sz w:val="28"/>
                 <w:szCs w:val="28"/>
               </w:rPr>
               <w:t>Decreto 19 de 2012</w:t>
@@ -4231,23 +4304,28 @@
         </w:tc>
         <w:tc>
           <w:tcPr>
-            <w:tcW w:w="4961" w:type="dxa"/>
+            <w:tcW w:w="5670" w:type="dxa"/>
           </w:tcPr>
           <w:p>
             <w:pPr>
-              <w:ind w:firstLine="0"/>
-              <w:rPr>
+              <w:pStyle w:val="Tablas"/>
+              <w:spacing w:before="120"/>
+              <w:rPr>
+                <w:rFonts w:asciiTheme="minorHAnsi" w:hAnsiTheme="minorHAnsi" w:cstheme="minorHAnsi"/>
+                <w:bCs w:val="0"/>
+                <w:sz w:val="28"/>
                 <w:szCs w:val="28"/>
               </w:rPr>
             </w:pPr>
-            <w:proofErr w:type="spellStart"/>
-            <w:r>
-              <w:rPr>
+            <w:r>
+              <w:rPr>
+                <w:rFonts w:asciiTheme="minorHAnsi" w:hAnsiTheme="minorHAnsi" w:cstheme="minorHAnsi"/>
+                <w:bCs w:val="0"/>
+                <w:sz w:val="28"/>
                 <w:szCs w:val="28"/>
               </w:rPr>
               <w:t>Antitrámites</w:t>
             </w:r>
-            <w:proofErr w:type="spellEnd"/>
           </w:p>
         </w:tc>
       </w:tr>
@@ -4338,14 +4416,14 @@
         <w:rPr>
           <w:lang w:val="es-419" w:eastAsia="es-CO"/>
         </w:rPr>
-        <w:t xml:space="preserve">En la cadena de suministro, la trazabilidad es una cuestión tanto reglamentaria como ética o medioambiental. La trazabilidad es un criterio fundamental para los esfuerzos de sostenibilidad relacionados con las cadenas de suministro, en las que conocer al productor, a los trabajadores y a otros eslabones es un factor necesario que subyace a las afirmaciones acertadas sobre el impacto social, económico o </w:t>
+        <w:t xml:space="preserve">En la cadena de suministro, la trazabilidad es una cuestión tanto reglamentaria como ética o medioambiental. La trazabilidad es un criterio fundamental para los esfuerzos de sostenibilidad relacionados con las cadenas de suministro, en las que conocer al productor, a los trabajadores y a otros eslabones es un factor necesario que subyace a las afirmaciones acertadas sobre el impacto social, económico o medioambiental. Los minoristas respetuosos con el medioambiente pueden optar por poner a disposición de los clientes la información relativa a su cadena de suministro, </w:t>
       </w:r>
       <w:r>
         <w:rPr>
           <w:lang w:val="es-419" w:eastAsia="es-CO"/>
         </w:rPr>
         <w:lastRenderedPageBreak/>
-        <w:t>medioambiental. Los minoristas respetuosos con el medioambiente pueden optar por poner a disposición de los clientes la información relativa a su cadena de suministro, ilustrando el hecho de que los productos que venden se fabrican en fábricas con condiciones laborales seguras, por trabajadores que ganan un salario justo y con métodos que no dañan el medio ambiente.</w:t>
+        <w:t>ilustrando el hecho de que los productos que venden se fabrican en fábricas con condiciones laborales seguras, por trabajadores que ganan un salario justo y con métodos que no dañan el medio ambiente.</w:t>
       </w:r>
     </w:p>
     <w:p>
@@ -4564,26 +4642,20 @@
         <w:rPr>
           <w:lang w:val="es-419" w:eastAsia="es-CO"/>
         </w:rPr>
-        <w:t xml:space="preserve">La definición de los objetivos estratégicos, las metas, los proyectos y los indicadores es un factor determinante para establecer el calendario y el flujo de las </w:t>
-      </w:r>
+        <w:t>La definición de los objetivos estratégicos, las metas, los proyectos y los indicadores es un factor determinante para establecer el calendario y el flujo de las cadenas de suministro. Siempre es necesario tener un plan B y C en caso de que la alternativa falle y ofrecer un buen servicio.</w:t>
+      </w:r>
+    </w:p>
+    <w:p>
+      <w:pPr>
+        <w:rPr>
+          <w:lang w:val="es-419" w:eastAsia="es-CO"/>
+        </w:rPr>
+      </w:pPr>
       <w:r>
         <w:rPr>
           <w:lang w:val="es-419" w:eastAsia="es-CO"/>
         </w:rPr>
         <w:lastRenderedPageBreak/>
-        <w:t>cadenas de suministro. Siempre es necesario tener un plan B y C en caso de que la alternativa falle y ofrecer un buen servicio.</w:t>
-      </w:r>
-    </w:p>
-    <w:p>
-      <w:pPr>
-        <w:rPr>
-          <w:lang w:val="es-419" w:eastAsia="es-CO"/>
-        </w:rPr>
-      </w:pPr>
-      <w:r>
-        <w:rPr>
-          <w:lang w:val="es-419" w:eastAsia="es-CO"/>
-        </w:rPr>
         <w:t>Para estar informado sobre el inventario de mercancías en almacén, es necesario implementar un sistema de información</w:t>
       </w:r>
       <w:r>
@@ -4664,7 +4736,6 @@
         <w:rPr>
           <w:lang w:val="es-419" w:eastAsia="es-CO"/>
         </w:rPr>
-        <w:lastRenderedPageBreak/>
         <w:t>A continuación, se verán los cinco principales componentes de gestión de la cadena de suministro.</w:t>
       </w:r>
     </w:p>
@@ -4679,6 +4750,7 @@
         <w:jc w:val="left"/>
       </w:pPr>
       <w:r>
+        <w:lastRenderedPageBreak/>
         <w:t>Componentes de gestión de la cadena de suministro</w:t>
       </w:r>
     </w:p>
@@ -4878,11 +4950,11 @@
           </w:p>
           <w:p>
             <w:r>
-              <w:t xml:space="preserve">Componente dos, el abastecimiento o aprovisionamiento consiste en identificar a los proveedores que adquirirán los bienes y servicios para satisfacer la demanda planificada real de la forma más económica y eficiente, asegurando que la empresa </w:t>
+              <w:t xml:space="preserve">Componente dos, el abastecimiento o aprovisionamiento consiste en identificar a los proveedores que adquirirán los bienes y servicios para satisfacer la demanda planificada real de la forma más económica y eficiente, asegurando que la empresa entregue bienes de calidad al cliente; es importante en este punto tener presente la </w:t>
             </w:r>
             <w:r>
               <w:lastRenderedPageBreak/>
-              <w:t xml:space="preserve">entregue bienes de calidad al cliente; es importante en este punto tener presente la clasificación naturaleza y tipo de mercancía para establecer el tiempo mínimo de entrega del proveedor, lo que permitirá un enfoque de inventario mínimo. </w:t>
+              <w:t xml:space="preserve">clasificación naturaleza y tipo de mercancía para establecer el tiempo mínimo de entrega del proveedor, lo que permitirá un enfoque de inventario mínimo. </w:t>
             </w:r>
           </w:p>
           <w:p>
@@ -4949,7 +5021,6 @@
         <w:rPr>
           <w:lang w:val="es-419" w:eastAsia="es-CO"/>
         </w:rPr>
-        <w:lastRenderedPageBreak/>
         <w:t>En resumen, estos fueron los elementos de la gestión de la cadena de suministro que los líderes tienen en cuenta a la hora de tomar decisiones estratégicas. Por lo tanto, cada componente de la gestión de la cadena de suministro es vital para tomar decisiones estratégicas, ya sea en términos de diversificación de productos o vertical en una organización. Con la tendencia actual a la transformación digital, se han tomado muchas iniciativas digitales para la cadena de suministro, lo que puede ser utilizado por la empresa como una ventaja competitiva.</w:t>
       </w:r>
     </w:p>
@@ -5318,7 +5389,6 @@
         <w:rPr>
           <w:lang w:val="es-419" w:eastAsia="es-CO"/>
         </w:rPr>
-        <w:lastRenderedPageBreak/>
         <w:t>Peticiones, quejas, reclamos, sugerencias, felicitaciones (PQRSF): estos componentes constituyen la mayor composición dentro de los requerimientos de los usuarios, ya que la mayoría de sus solicitudes hacia la empresa están enfocadas en ellas. A nivel general, las PQR hacen alusión a inconformidades o dificultades con la empresa, su personal o los productos adquiridos, mientras que las felicitaciones aluden a un reconocimiento de cliente hacia la empresa y las sugerencias una visión de mejora desde una perspectiva propositiva.</w:t>
       </w:r>
     </w:p>
@@ -10690,7 +10760,6 @@
                 <w:rFonts w:asciiTheme="minorHAnsi" w:hAnsiTheme="minorHAnsi" w:cstheme="minorHAnsi"/>
                 <w:szCs w:val="28"/>
               </w:rPr>
-              <w:lastRenderedPageBreak/>
               <w:t>Calidad de la facturación</w:t>
             </w:r>
           </w:p>
@@ -13343,7 +13412,7 @@
                 <w:sz w:val="28"/>
                 <w:szCs w:val="28"/>
               </w:rPr>
-              <w:t>Responsable del Ecosistema de Recursos Educativos Digitales (RED)</w:t>
+              <w:t>Profesional 06. Responsable Ecosistema Virtual de Recursos Educativos Digitales</w:t>
             </w:r>
           </w:p>
         </w:tc>
@@ -14031,6 +14100,7 @@
                 <w:sz w:val="28"/>
                 <w:szCs w:val="28"/>
               </w:rPr>
+              <w:lastRenderedPageBreak/>
               <w:t>Zuleidy</w:t>
             </w:r>
             <w:proofErr w:type="spellEnd"/>
@@ -14135,7 +14205,6 @@
                 <w:sz w:val="28"/>
                 <w:szCs w:val="28"/>
               </w:rPr>
-              <w:lastRenderedPageBreak/>
               <w:t>Wilson Andrés Arenales Cáceres</w:t>
             </w:r>
           </w:p>
@@ -14826,6 +14895,7 @@
                 <w:sz w:val="28"/>
                 <w:szCs w:val="28"/>
               </w:rPr>
+              <w:lastRenderedPageBreak/>
               <w:t>Luz Karime Amaya Cabra</w:t>
             </w:r>
           </w:p>
@@ -14897,7 +14967,6 @@
                 <w:sz w:val="28"/>
                 <w:szCs w:val="28"/>
               </w:rPr>
-              <w:lastRenderedPageBreak/>
               <w:t>Laura Daniela Burgos Rueda</w:t>
             </w:r>
           </w:p>
@@ -20827,6 +20896,241 @@
 </file>
 
 <file path=customXml/item1.xml><?xml version="1.0" encoding="utf-8"?>
+<ct:contentTypeSchema xmlns:ct="http://schemas.microsoft.com/office/2006/metadata/contentType" xmlns:ma="http://schemas.microsoft.com/office/2006/metadata/properties/metaAttributes" ct:_="" ma:_="" ma:contentTypeName="Documento" ma:contentTypeID="0x0101006A81D6BD42E8DF4C91013959704817E1" ma:contentTypeVersion="15" ma:contentTypeDescription="Crear nuevo documento." ma:contentTypeScope="" ma:versionID="bf4f72ffd194f0963ff564daca6869f7">
+  <xsd:schema xmlns:xsd="http://www.w3.org/2001/XMLSchema" xmlns:xs="http://www.w3.org/2001/XMLSchema" xmlns:p="http://schemas.microsoft.com/office/2006/metadata/properties" xmlns:ns2="13c90a0b-73bc-4dc0-be5f-28d77b615beb" xmlns:ns3="13c93bba-48ce-428c-bfe5-88b42c19b028" targetNamespace="http://schemas.microsoft.com/office/2006/metadata/properties" ma:root="true" ma:fieldsID="8718d6f4873a5b1392a45044efa78385" ns2:_="" ns3:_="">
+    <xsd:import namespace="13c90a0b-73bc-4dc0-be5f-28d77b615beb"/>
+    <xsd:import namespace="13c93bba-48ce-428c-bfe5-88b42c19b028"/>
+    <xsd:element name="properties">
+      <xsd:complexType>
+        <xsd:sequence>
+          <xsd:element name="documentManagement">
+            <xsd:complexType>
+              <xsd:all>
+                <xsd:element ref="ns2:SharedWithUsers" minOccurs="0"/>
+                <xsd:element ref="ns2:SharedWithDetails" minOccurs="0"/>
+                <xsd:element ref="ns3:MediaServiceMetadata" minOccurs="0"/>
+                <xsd:element ref="ns3:MediaServiceFastMetadata" minOccurs="0"/>
+                <xsd:element ref="ns3:MediaServiceSearchProperties" minOccurs="0"/>
+                <xsd:element ref="ns3:MediaServiceObjectDetectorVersions" minOccurs="0"/>
+                <xsd:element ref="ns3:MediaServiceDateTaken" minOccurs="0"/>
+                <xsd:element ref="ns3:MediaServiceGenerationTime" minOccurs="0"/>
+                <xsd:element ref="ns3:MediaServiceEventHashCode" minOccurs="0"/>
+                <xsd:element ref="ns3:MediaLengthInSeconds" minOccurs="0"/>
+                <xsd:element ref="ns3:lcf76f155ced4ddcb4097134ff3c332f" minOccurs="0"/>
+                <xsd:element ref="ns2:TaxCatchAll" minOccurs="0"/>
+                <xsd:element ref="ns3:MediaServiceOCR" minOccurs="0"/>
+                <xsd:element ref="ns3:MediaServiceLocation" minOccurs="0"/>
+              </xsd:all>
+            </xsd:complexType>
+          </xsd:element>
+        </xsd:sequence>
+      </xsd:complexType>
+    </xsd:element>
+  </xsd:schema>
+  <xsd:schema xmlns:xsd="http://www.w3.org/2001/XMLSchema" xmlns:xs="http://www.w3.org/2001/XMLSchema" xmlns:dms="http://schemas.microsoft.com/office/2006/documentManagement/types" xmlns:pc="http://schemas.microsoft.com/office/infopath/2007/PartnerControls" targetNamespace="13c90a0b-73bc-4dc0-be5f-28d77b615beb" elementFormDefault="qualified">
+    <xsd:import namespace="http://schemas.microsoft.com/office/2006/documentManagement/types"/>
+    <xsd:import namespace="http://schemas.microsoft.com/office/infopath/2007/PartnerControls"/>
+    <xsd:element name="SharedWithUsers" ma:index="8" nillable="true" ma:displayName="Compartido con" ma:internalName="SharedWithUsers" ma:readOnly="true">
+      <xsd:complexType>
+        <xsd:complexContent>
+          <xsd:extension base="dms:UserMulti">
+            <xsd:sequence>
+              <xsd:element name="UserInfo" minOccurs="0" maxOccurs="unbounded">
+                <xsd:complexType>
+                  <xsd:sequence>
+                    <xsd:element name="DisplayName" type="xsd:string" minOccurs="0"/>
+                    <xsd:element name="AccountId" type="dms:UserId" minOccurs="0" nillable="true"/>
+                    <xsd:element name="AccountType" type="xsd:string" minOccurs="0"/>
+                  </xsd:sequence>
+                </xsd:complexType>
+              </xsd:element>
+            </xsd:sequence>
+          </xsd:extension>
+        </xsd:complexContent>
+      </xsd:complexType>
+    </xsd:element>
+    <xsd:element name="SharedWithDetails" ma:index="9" nillable="true" ma:displayName="Detalles de uso compartido" ma:internalName="SharedWithDetails" ma:readOnly="true">
+      <xsd:simpleType>
+        <xsd:restriction base="dms:Note">
+          <xsd:maxLength value="255"/>
+        </xsd:restriction>
+      </xsd:simpleType>
+    </xsd:element>
+    <xsd:element name="TaxCatchAll" ma:index="20" nillable="true" ma:displayName="Taxonomy Catch All Column" ma:hidden="true" ma:list="{a42ca037-5d13-4729-aeec-4237f141d2d6}" ma:internalName="TaxCatchAll" ma:showField="CatchAllData" ma:web="13c90a0b-73bc-4dc0-be5f-28d77b615beb">
+      <xsd:complexType>
+        <xsd:complexContent>
+          <xsd:extension base="dms:MultiChoiceLookup">
+            <xsd:sequence>
+              <xsd:element name="Value" type="dms:Lookup" maxOccurs="unbounded" minOccurs="0" nillable="true"/>
+            </xsd:sequence>
+          </xsd:extension>
+        </xsd:complexContent>
+      </xsd:complexType>
+    </xsd:element>
+  </xsd:schema>
+  <xsd:schema xmlns:xsd="http://www.w3.org/2001/XMLSchema" xmlns:xs="http://www.w3.org/2001/XMLSchema" xmlns:dms="http://schemas.microsoft.com/office/2006/documentManagement/types" xmlns:pc="http://schemas.microsoft.com/office/infopath/2007/PartnerControls" targetNamespace="13c93bba-48ce-428c-bfe5-88b42c19b028" elementFormDefault="qualified">
+    <xsd:import namespace="http://schemas.microsoft.com/office/2006/documentManagement/types"/>
+    <xsd:import namespace="http://schemas.microsoft.com/office/infopath/2007/PartnerControls"/>
+    <xsd:element name="MediaServiceMetadata" ma:index="10" nillable="true" ma:displayName="MediaServiceMetadata" ma:hidden="true" ma:internalName="MediaServiceMetadata" ma:readOnly="true">
+      <xsd:simpleType>
+        <xsd:restriction base="dms:Note"/>
+      </xsd:simpleType>
+    </xsd:element>
+    <xsd:element name="MediaServiceFastMetadata" ma:index="11" nillable="true" ma:displayName="MediaServiceFastMetadata" ma:hidden="true" ma:internalName="MediaServiceFastMetadata" ma:readOnly="true">
+      <xsd:simpleType>
+        <xsd:restriction base="dms:Note"/>
+      </xsd:simpleType>
+    </xsd:element>
+    <xsd:element name="MediaServiceSearchProperties" ma:index="12" nillable="true" ma:displayName="MediaServiceSearchProperties" ma:hidden="true" ma:internalName="MediaServiceSearchProperties" ma:readOnly="true">
+      <xsd:simpleType>
+        <xsd:restriction base="dms:Note"/>
+      </xsd:simpleType>
+    </xsd:element>
+    <xsd:element name="MediaServiceObjectDetectorVersions" ma:index="13" nillable="true" ma:displayName="MediaServiceObjectDetectorVersions" ma:hidden="true" ma:indexed="true" ma:internalName="MediaServiceObjectDetectorVersions" ma:readOnly="true">
+      <xsd:simpleType>
+        <xsd:restriction base="dms:Text"/>
+      </xsd:simpleType>
+    </xsd:element>
+    <xsd:element name="MediaServiceDateTaken" ma:index="14" nillable="true" ma:displayName="MediaServiceDateTaken" ma:hidden="true" ma:indexed="true" ma:internalName="MediaServiceDateTaken" ma:readOnly="true">
+      <xsd:simpleType>
+        <xsd:restriction base="dms:Text"/>
+      </xsd:simpleType>
+    </xsd:element>
+    <xsd:element name="MediaServiceGenerationTime" ma:index="15" nillable="true" ma:displayName="MediaServiceGenerationTime" ma:hidden="true" ma:internalName="MediaServiceGenerationTime" ma:readOnly="true">
+      <xsd:simpleType>
+        <xsd:restriction base="dms:Text"/>
+      </xsd:simpleType>
+    </xsd:element>
+    <xsd:element name="MediaServiceEventHashCode" ma:index="16" nillable="true" ma:displayName="MediaServiceEventHashCode" ma:hidden="true" ma:internalName="MediaServiceEventHashCode" ma:readOnly="true">
+      <xsd:simpleType>
+        <xsd:restriction base="dms:Text"/>
+      </xsd:simpleType>
+    </xsd:element>
+    <xsd:element name="MediaLengthInSeconds" ma:index="17" nillable="true" ma:displayName="MediaLengthInSeconds" ma:hidden="true" ma:internalName="MediaLengthInSeconds" ma:readOnly="true">
+      <xsd:simpleType>
+        <xsd:restriction base="dms:Unknown"/>
+      </xsd:simpleType>
+    </xsd:element>
+    <xsd:element name="lcf76f155ced4ddcb4097134ff3c332f" ma:index="19" nillable="true" ma:taxonomy="true" ma:internalName="lcf76f155ced4ddcb4097134ff3c332f" ma:taxonomyFieldName="MediaServiceImageTags" ma:displayName="Etiquetas de imagen" ma:readOnly="false" ma:fieldId="{5cf76f15-5ced-4ddc-b409-7134ff3c332f}" ma:taxonomyMulti="true" ma:sspId="d33c8c81-5745-4931-bcc4-c2aeafe86780" ma:termSetId="09814cd3-568e-fe90-9814-8d621ff8fb84" ma:anchorId="fba54fb3-c3e1-fe81-a776-ca4b69148c4d" ma:open="true" ma:isKeyword="false">
+      <xsd:complexType>
+        <xsd:sequence>
+          <xsd:element ref="pc:Terms" minOccurs="0" maxOccurs="1"/>
+        </xsd:sequence>
+      </xsd:complexType>
+    </xsd:element>
+    <xsd:element name="MediaServiceOCR" ma:index="21" nillable="true" ma:displayName="Extracted Text" ma:internalName="MediaServiceOCR" ma:readOnly="true">
+      <xsd:simpleType>
+        <xsd:restriction base="dms:Note">
+          <xsd:maxLength value="255"/>
+        </xsd:restriction>
+      </xsd:simpleType>
+    </xsd:element>
+    <xsd:element name="MediaServiceLocation" ma:index="22" nillable="true" ma:displayName="Location" ma:description="" ma:indexed="true" ma:internalName="MediaServiceLocation" ma:readOnly="true">
+      <xsd:simpleType>
+        <xsd:restriction base="dms:Text"/>
+      </xsd:simpleType>
+    </xsd:element>
+  </xsd:schema>
+  <xsd:schema xmlns="http://schemas.openxmlformats.org/package/2006/metadata/core-properties" xmlns:xsd="http://www.w3.org/2001/XMLSchema" xmlns:xsi="http://www.w3.org/2001/XMLSchema-instance" xmlns:dc="http://purl.org/dc/elements/1.1/" xmlns:dcterms="http://purl.org/dc/terms/" xmlns:odoc="http://schemas.microsoft.com/internal/obd" targetNamespace="http://schemas.openxmlformats.org/package/2006/metadata/core-properties" elementFormDefault="qualified" attributeFormDefault="unqualified" blockDefault="#all">
+    <xsd:import namespace="http://purl.org/dc/elements/1.1/" schemaLocation="http://dublincore.org/schemas/xmls/qdc/2003/04/02/dc.xsd"/>
+    <xsd:import namespace="http://purl.org/dc/terms/" schemaLocation="http://dublincore.org/schemas/xmls/qdc/2003/04/02/dcterms.xsd"/>
+    <xsd:element name="coreProperties" type="CT_coreProperties"/>
+    <xsd:complexType name="CT_coreProperties">
+      <xsd:all>
+        <xsd:element ref="dc:creator" minOccurs="0" maxOccurs="1"/>
+        <xsd:element ref="dcterms:created" minOccurs="0" maxOccurs="1"/>
+        <xsd:element ref="dc:identifier" minOccurs="0" maxOccurs="1"/>
+        <xsd:element name="contentType" minOccurs="0" maxOccurs="1" type="xsd:string" ma:index="0" ma:displayName="Tipo de contenido"/>
+        <xsd:element ref="dc:title" minOccurs="0" maxOccurs="1" ma:index="4" ma:displayName="Título"/>
+        <xsd:element ref="dc:subject" minOccurs="0" maxOccurs="1"/>
+        <xsd:element ref="dc:description" minOccurs="0" maxOccurs="1"/>
+        <xsd:element name="keywords" minOccurs="0" maxOccurs="1" type="xsd:string"/>
+        <xsd:element ref="dc:language" minOccurs="0" maxOccurs="1"/>
+        <xsd:element name="category" minOccurs="0" maxOccurs="1" type="xsd:string"/>
+        <xsd:element name="version" minOccurs="0" maxOccurs="1" type="xsd:string"/>
+        <xsd:element name="revision" minOccurs="0" maxOccurs="1" type="xsd:string">
+          <xsd:annotation>
+            <xsd:documentation>
+                        This value indicates the number of saves or revisions. The application is responsible for updating this value after each revision.
+                    </xsd:documentation>
+          </xsd:annotation>
+        </xsd:element>
+        <xsd:element name="lastModifiedBy" minOccurs="0" maxOccurs="1" type="xsd:string"/>
+        <xsd:element ref="dcterms:modified" minOccurs="0" maxOccurs="1"/>
+        <xsd:element name="contentStatus" minOccurs="0" maxOccurs="1" type="xsd:string"/>
+      </xsd:all>
+    </xsd:complexType>
+  </xsd:schema>
+  <xs:schema xmlns:pc="http://schemas.microsoft.com/office/infopath/2007/PartnerControls" xmlns:xs="http://www.w3.org/2001/XMLSchema" targetNamespace="http://schemas.microsoft.com/office/infopath/2007/PartnerControls" elementFormDefault="qualified" attributeFormDefault="unqualified">
+    <xs:element name="Person">
+      <xs:complexType>
+        <xs:sequence>
+          <xs:element ref="pc:DisplayName" minOccurs="0"/>
+          <xs:element ref="pc:AccountId" minOccurs="0"/>
+          <xs:element ref="pc:AccountType" minOccurs="0"/>
+        </xs:sequence>
+      </xs:complexType>
+    </xs:element>
+    <xs:element name="DisplayName" type="xs:string"/>
+    <xs:element name="AccountId" type="xs:string"/>
+    <xs:element name="AccountType" type="xs:string"/>
+    <xs:element name="BDCAssociatedEntity">
+      <xs:complexType>
+        <xs:sequence>
+          <xs:element ref="pc:BDCEntity" minOccurs="0" maxOccurs="unbounded"/>
+        </xs:sequence>
+        <xs:attribute ref="pc:EntityNamespace"/>
+        <xs:attribute ref="pc:EntityName"/>
+        <xs:attribute ref="pc:SystemInstanceName"/>
+        <xs:attribute ref="pc:AssociationName"/>
+      </xs:complexType>
+    </xs:element>
+    <xs:attribute name="EntityNamespace" type="xs:string"/>
+    <xs:attribute name="EntityName" type="xs:string"/>
+    <xs:attribute name="SystemInstanceName" type="xs:string"/>
+    <xs:attribute name="AssociationName" type="xs:string"/>
+    <xs:element name="BDCEntity">
+      <xs:complexType>
+        <xs:sequence>
+          <xs:element ref="pc:EntityDisplayName" minOccurs="0"/>
+          <xs:element ref="pc:EntityInstanceReference" minOccurs="0"/>
+          <xs:element ref="pc:EntityId1" minOccurs="0"/>
+          <xs:element ref="pc:EntityId2" minOccurs="0"/>
+          <xs:element ref="pc:EntityId3" minOccurs="0"/>
+          <xs:element ref="pc:EntityId4" minOccurs="0"/>
+          <xs:element ref="pc:EntityId5" minOccurs="0"/>
+        </xs:sequence>
+      </xs:complexType>
+    </xs:element>
+    <xs:element name="EntityDisplayName" type="xs:string"/>
+    <xs:element name="EntityInstanceReference" type="xs:string"/>
+    <xs:element name="EntityId1" type="xs:string"/>
+    <xs:element name="EntityId2" type="xs:string"/>
+    <xs:element name="EntityId3" type="xs:string"/>
+    <xs:element name="EntityId4" type="xs:string"/>
+    <xs:element name="EntityId5" type="xs:string"/>
+    <xs:element name="Terms">
+      <xs:complexType>
+        <xs:sequence>
+          <xs:element ref="pc:TermInfo" minOccurs="0" maxOccurs="unbounded"/>
+        </xs:sequence>
+      </xs:complexType>
+    </xs:element>
+    <xs:element name="TermInfo">
+      <xs:complexType>
+        <xs:sequence>
+          <xs:element ref="pc:TermName" minOccurs="0"/>
+          <xs:element ref="pc:TermId" minOccurs="0"/>
+        </xs:sequence>
+      </xs:complexType>
+    </xs:element>
+    <xs:element name="TermName" type="xs:string"/>
+    <xs:element name="TermId" type="xs:string"/>
+  </xs:schema>
+</ct:contentTypeSchema>
+</file>
+
+<file path=customXml/item2.xml><?xml version="1.0" encoding="utf-8"?>
 <b:Sources xmlns:b="http://schemas.openxmlformats.org/officeDocument/2006/bibliography" xmlns="http://schemas.openxmlformats.org/officeDocument/2006/bibliography" SelectedStyle="\APASixthEditionOfficeOnline.xsl" StyleName="APA" Version="6">
   <b:Source>
     <b:Tag>Mue12</b:Tag>
@@ -21337,251 +21641,7 @@
 </b:Sources>
 </file>
 
-<file path=customXml/item2.xml><?xml version="1.0" encoding="utf-8"?>
-<ct:contentTypeSchema xmlns:ct="http://schemas.microsoft.com/office/2006/metadata/contentType" xmlns:ma="http://schemas.microsoft.com/office/2006/metadata/properties/metaAttributes" ct:_="" ma:_="" ma:contentTypeName="Documento" ma:contentTypeID="0x0101006A81D6BD42E8DF4C91013959704817E1" ma:contentTypeVersion="15" ma:contentTypeDescription="Crear nuevo documento." ma:contentTypeScope="" ma:versionID="bf4f72ffd194f0963ff564daca6869f7">
-  <xsd:schema xmlns:xsd="http://www.w3.org/2001/XMLSchema" xmlns:xs="http://www.w3.org/2001/XMLSchema" xmlns:p="http://schemas.microsoft.com/office/2006/metadata/properties" xmlns:ns2="13c90a0b-73bc-4dc0-be5f-28d77b615beb" xmlns:ns3="13c93bba-48ce-428c-bfe5-88b42c19b028" targetNamespace="http://schemas.microsoft.com/office/2006/metadata/properties" ma:root="true" ma:fieldsID="8718d6f4873a5b1392a45044efa78385" ns2:_="" ns3:_="">
-    <xsd:import namespace="13c90a0b-73bc-4dc0-be5f-28d77b615beb"/>
-    <xsd:import namespace="13c93bba-48ce-428c-bfe5-88b42c19b028"/>
-    <xsd:element name="properties">
-      <xsd:complexType>
-        <xsd:sequence>
-          <xsd:element name="documentManagement">
-            <xsd:complexType>
-              <xsd:all>
-                <xsd:element ref="ns2:SharedWithUsers" minOccurs="0"/>
-                <xsd:element ref="ns2:SharedWithDetails" minOccurs="0"/>
-                <xsd:element ref="ns3:MediaServiceMetadata" minOccurs="0"/>
-                <xsd:element ref="ns3:MediaServiceFastMetadata" minOccurs="0"/>
-                <xsd:element ref="ns3:MediaServiceSearchProperties" minOccurs="0"/>
-                <xsd:element ref="ns3:MediaServiceObjectDetectorVersions" minOccurs="0"/>
-                <xsd:element ref="ns3:MediaServiceDateTaken" minOccurs="0"/>
-                <xsd:element ref="ns3:MediaServiceGenerationTime" minOccurs="0"/>
-                <xsd:element ref="ns3:MediaServiceEventHashCode" minOccurs="0"/>
-                <xsd:element ref="ns3:MediaLengthInSeconds" minOccurs="0"/>
-                <xsd:element ref="ns3:lcf76f155ced4ddcb4097134ff3c332f" minOccurs="0"/>
-                <xsd:element ref="ns2:TaxCatchAll" minOccurs="0"/>
-                <xsd:element ref="ns3:MediaServiceOCR" minOccurs="0"/>
-                <xsd:element ref="ns3:MediaServiceLocation" minOccurs="0"/>
-              </xsd:all>
-            </xsd:complexType>
-          </xsd:element>
-        </xsd:sequence>
-      </xsd:complexType>
-    </xsd:element>
-  </xsd:schema>
-  <xsd:schema xmlns:xsd="http://www.w3.org/2001/XMLSchema" xmlns:xs="http://www.w3.org/2001/XMLSchema" xmlns:dms="http://schemas.microsoft.com/office/2006/documentManagement/types" xmlns:pc="http://schemas.microsoft.com/office/infopath/2007/PartnerControls" targetNamespace="13c90a0b-73bc-4dc0-be5f-28d77b615beb" elementFormDefault="qualified">
-    <xsd:import namespace="http://schemas.microsoft.com/office/2006/documentManagement/types"/>
-    <xsd:import namespace="http://schemas.microsoft.com/office/infopath/2007/PartnerControls"/>
-    <xsd:element name="SharedWithUsers" ma:index="8" nillable="true" ma:displayName="Compartido con" ma:internalName="SharedWithUsers" ma:readOnly="true">
-      <xsd:complexType>
-        <xsd:complexContent>
-          <xsd:extension base="dms:UserMulti">
-            <xsd:sequence>
-              <xsd:element name="UserInfo" minOccurs="0" maxOccurs="unbounded">
-                <xsd:complexType>
-                  <xsd:sequence>
-                    <xsd:element name="DisplayName" type="xsd:string" minOccurs="0"/>
-                    <xsd:element name="AccountId" type="dms:UserId" minOccurs="0" nillable="true"/>
-                    <xsd:element name="AccountType" type="xsd:string" minOccurs="0"/>
-                  </xsd:sequence>
-                </xsd:complexType>
-              </xsd:element>
-            </xsd:sequence>
-          </xsd:extension>
-        </xsd:complexContent>
-      </xsd:complexType>
-    </xsd:element>
-    <xsd:element name="SharedWithDetails" ma:index="9" nillable="true" ma:displayName="Detalles de uso compartido" ma:internalName="SharedWithDetails" ma:readOnly="true">
-      <xsd:simpleType>
-        <xsd:restriction base="dms:Note">
-          <xsd:maxLength value="255"/>
-        </xsd:restriction>
-      </xsd:simpleType>
-    </xsd:element>
-    <xsd:element name="TaxCatchAll" ma:index="20" nillable="true" ma:displayName="Taxonomy Catch All Column" ma:hidden="true" ma:list="{a42ca037-5d13-4729-aeec-4237f141d2d6}" ma:internalName="TaxCatchAll" ma:showField="CatchAllData" ma:web="13c90a0b-73bc-4dc0-be5f-28d77b615beb">
-      <xsd:complexType>
-        <xsd:complexContent>
-          <xsd:extension base="dms:MultiChoiceLookup">
-            <xsd:sequence>
-              <xsd:element name="Value" type="dms:Lookup" maxOccurs="unbounded" minOccurs="0" nillable="true"/>
-            </xsd:sequence>
-          </xsd:extension>
-        </xsd:complexContent>
-      </xsd:complexType>
-    </xsd:element>
-  </xsd:schema>
-  <xsd:schema xmlns:xsd="http://www.w3.org/2001/XMLSchema" xmlns:xs="http://www.w3.org/2001/XMLSchema" xmlns:dms="http://schemas.microsoft.com/office/2006/documentManagement/types" xmlns:pc="http://schemas.microsoft.com/office/infopath/2007/PartnerControls" targetNamespace="13c93bba-48ce-428c-bfe5-88b42c19b028" elementFormDefault="qualified">
-    <xsd:import namespace="http://schemas.microsoft.com/office/2006/documentManagement/types"/>
-    <xsd:import namespace="http://schemas.microsoft.com/office/infopath/2007/PartnerControls"/>
-    <xsd:element name="MediaServiceMetadata" ma:index="10" nillable="true" ma:displayName="MediaServiceMetadata" ma:hidden="true" ma:internalName="MediaServiceMetadata" ma:readOnly="true">
-      <xsd:simpleType>
-        <xsd:restriction base="dms:Note"/>
-      </xsd:simpleType>
-    </xsd:element>
-    <xsd:element name="MediaServiceFastMetadata" ma:index="11" nillable="true" ma:displayName="MediaServiceFastMetadata" ma:hidden="true" ma:internalName="MediaServiceFastMetadata" ma:readOnly="true">
-      <xsd:simpleType>
-        <xsd:restriction base="dms:Note"/>
-      </xsd:simpleType>
-    </xsd:element>
-    <xsd:element name="MediaServiceSearchProperties" ma:index="12" nillable="true" ma:displayName="MediaServiceSearchProperties" ma:hidden="true" ma:internalName="MediaServiceSearchProperties" ma:readOnly="true">
-      <xsd:simpleType>
-        <xsd:restriction base="dms:Note"/>
-      </xsd:simpleType>
-    </xsd:element>
-    <xsd:element name="MediaServiceObjectDetectorVersions" ma:index="13" nillable="true" ma:displayName="MediaServiceObjectDetectorVersions" ma:hidden="true" ma:indexed="true" ma:internalName="MediaServiceObjectDetectorVersions" ma:readOnly="true">
-      <xsd:simpleType>
-        <xsd:restriction base="dms:Text"/>
-      </xsd:simpleType>
-    </xsd:element>
-    <xsd:element name="MediaServiceDateTaken" ma:index="14" nillable="true" ma:displayName="MediaServiceDateTaken" ma:hidden="true" ma:indexed="true" ma:internalName="MediaServiceDateTaken" ma:readOnly="true">
-      <xsd:simpleType>
-        <xsd:restriction base="dms:Text"/>
-      </xsd:simpleType>
-    </xsd:element>
-    <xsd:element name="MediaServiceGenerationTime" ma:index="15" nillable="true" ma:displayName="MediaServiceGenerationTime" ma:hidden="true" ma:internalName="MediaServiceGenerationTime" ma:readOnly="true">
-      <xsd:simpleType>
-        <xsd:restriction base="dms:Text"/>
-      </xsd:simpleType>
-    </xsd:element>
-    <xsd:element name="MediaServiceEventHashCode" ma:index="16" nillable="true" ma:displayName="MediaServiceEventHashCode" ma:hidden="true" ma:internalName="MediaServiceEventHashCode" ma:readOnly="true">
-      <xsd:simpleType>
-        <xsd:restriction base="dms:Text"/>
-      </xsd:simpleType>
-    </xsd:element>
-    <xsd:element name="MediaLengthInSeconds" ma:index="17" nillable="true" ma:displayName="MediaLengthInSeconds" ma:hidden="true" ma:internalName="MediaLengthInSeconds" ma:readOnly="true">
-      <xsd:simpleType>
-        <xsd:restriction base="dms:Unknown"/>
-      </xsd:simpleType>
-    </xsd:element>
-    <xsd:element name="lcf76f155ced4ddcb4097134ff3c332f" ma:index="19" nillable="true" ma:taxonomy="true" ma:internalName="lcf76f155ced4ddcb4097134ff3c332f" ma:taxonomyFieldName="MediaServiceImageTags" ma:displayName="Etiquetas de imagen" ma:readOnly="false" ma:fieldId="{5cf76f15-5ced-4ddc-b409-7134ff3c332f}" ma:taxonomyMulti="true" ma:sspId="d33c8c81-5745-4931-bcc4-c2aeafe86780" ma:termSetId="09814cd3-568e-fe90-9814-8d621ff8fb84" ma:anchorId="fba54fb3-c3e1-fe81-a776-ca4b69148c4d" ma:open="true" ma:isKeyword="false">
-      <xsd:complexType>
-        <xsd:sequence>
-          <xsd:element ref="pc:Terms" minOccurs="0" maxOccurs="1"/>
-        </xsd:sequence>
-      </xsd:complexType>
-    </xsd:element>
-    <xsd:element name="MediaServiceOCR" ma:index="21" nillable="true" ma:displayName="Extracted Text" ma:internalName="MediaServiceOCR" ma:readOnly="true">
-      <xsd:simpleType>
-        <xsd:restriction base="dms:Note">
-          <xsd:maxLength value="255"/>
-        </xsd:restriction>
-      </xsd:simpleType>
-    </xsd:element>
-    <xsd:element name="MediaServiceLocation" ma:index="22" nillable="true" ma:displayName="Location" ma:description="" ma:indexed="true" ma:internalName="MediaServiceLocation" ma:readOnly="true">
-      <xsd:simpleType>
-        <xsd:restriction base="dms:Text"/>
-      </xsd:simpleType>
-    </xsd:element>
-  </xsd:schema>
-  <xsd:schema xmlns="http://schemas.openxmlformats.org/package/2006/metadata/core-properties" xmlns:xsd="http://www.w3.org/2001/XMLSchema" xmlns:xsi="http://www.w3.org/2001/XMLSchema-instance" xmlns:dc="http://purl.org/dc/elements/1.1/" xmlns:dcterms="http://purl.org/dc/terms/" xmlns:odoc="http://schemas.microsoft.com/internal/obd" targetNamespace="http://schemas.openxmlformats.org/package/2006/metadata/core-properties" elementFormDefault="qualified" attributeFormDefault="unqualified" blockDefault="#all">
-    <xsd:import namespace="http://purl.org/dc/elements/1.1/" schemaLocation="http://dublincore.org/schemas/xmls/qdc/2003/04/02/dc.xsd"/>
-    <xsd:import namespace="http://purl.org/dc/terms/" schemaLocation="http://dublincore.org/schemas/xmls/qdc/2003/04/02/dcterms.xsd"/>
-    <xsd:element name="coreProperties" type="CT_coreProperties"/>
-    <xsd:complexType name="CT_coreProperties">
-      <xsd:all>
-        <xsd:element ref="dc:creator" minOccurs="0" maxOccurs="1"/>
-        <xsd:element ref="dcterms:created" minOccurs="0" maxOccurs="1"/>
-        <xsd:element ref="dc:identifier" minOccurs="0" maxOccurs="1"/>
-        <xsd:element name="contentType" minOccurs="0" maxOccurs="1" type="xsd:string" ma:index="0" ma:displayName="Tipo de contenido"/>
-        <xsd:element ref="dc:title" minOccurs="0" maxOccurs="1" ma:index="4" ma:displayName="Título"/>
-        <xsd:element ref="dc:subject" minOccurs="0" maxOccurs="1"/>
-        <xsd:element ref="dc:description" minOccurs="0" maxOccurs="1"/>
-        <xsd:element name="keywords" minOccurs="0" maxOccurs="1" type="xsd:string"/>
-        <xsd:element ref="dc:language" minOccurs="0" maxOccurs="1"/>
-        <xsd:element name="category" minOccurs="0" maxOccurs="1" type="xsd:string"/>
-        <xsd:element name="version" minOccurs="0" maxOccurs="1" type="xsd:string"/>
-        <xsd:element name="revision" minOccurs="0" maxOccurs="1" type="xsd:string">
-          <xsd:annotation>
-            <xsd:documentation>
-                        This value indicates the number of saves or revisions. The application is responsible for updating this value after each revision.
-                    </xsd:documentation>
-          </xsd:annotation>
-        </xsd:element>
-        <xsd:element name="lastModifiedBy" minOccurs="0" maxOccurs="1" type="xsd:string"/>
-        <xsd:element ref="dcterms:modified" minOccurs="0" maxOccurs="1"/>
-        <xsd:element name="contentStatus" minOccurs="0" maxOccurs="1" type="xsd:string"/>
-      </xsd:all>
-    </xsd:complexType>
-  </xsd:schema>
-  <xs:schema xmlns:pc="http://schemas.microsoft.com/office/infopath/2007/PartnerControls" xmlns:xs="http://www.w3.org/2001/XMLSchema" targetNamespace="http://schemas.microsoft.com/office/infopath/2007/PartnerControls" elementFormDefault="qualified" attributeFormDefault="unqualified">
-    <xs:element name="Person">
-      <xs:complexType>
-        <xs:sequence>
-          <xs:element ref="pc:DisplayName" minOccurs="0"/>
-          <xs:element ref="pc:AccountId" minOccurs="0"/>
-          <xs:element ref="pc:AccountType" minOccurs="0"/>
-        </xs:sequence>
-      </xs:complexType>
-    </xs:element>
-    <xs:element name="DisplayName" type="xs:string"/>
-    <xs:element name="AccountId" type="xs:string"/>
-    <xs:element name="AccountType" type="xs:string"/>
-    <xs:element name="BDCAssociatedEntity">
-      <xs:complexType>
-        <xs:sequence>
-          <xs:element ref="pc:BDCEntity" minOccurs="0" maxOccurs="unbounded"/>
-        </xs:sequence>
-        <xs:attribute ref="pc:EntityNamespace"/>
-        <xs:attribute ref="pc:EntityName"/>
-        <xs:attribute ref="pc:SystemInstanceName"/>
-        <xs:attribute ref="pc:AssociationName"/>
-      </xs:complexType>
-    </xs:element>
-    <xs:attribute name="EntityNamespace" type="xs:string"/>
-    <xs:attribute name="EntityName" type="xs:string"/>
-    <xs:attribute name="SystemInstanceName" type="xs:string"/>
-    <xs:attribute name="AssociationName" type="xs:string"/>
-    <xs:element name="BDCEntity">
-      <xs:complexType>
-        <xs:sequence>
-          <xs:element ref="pc:EntityDisplayName" minOccurs="0"/>
-          <xs:element ref="pc:EntityInstanceReference" minOccurs="0"/>
-          <xs:element ref="pc:EntityId1" minOccurs="0"/>
-          <xs:element ref="pc:EntityId2" minOccurs="0"/>
-          <xs:element ref="pc:EntityId3" minOccurs="0"/>
-          <xs:element ref="pc:EntityId4" minOccurs="0"/>
-          <xs:element ref="pc:EntityId5" minOccurs="0"/>
-        </xs:sequence>
-      </xs:complexType>
-    </xs:element>
-    <xs:element name="EntityDisplayName" type="xs:string"/>
-    <xs:element name="EntityInstanceReference" type="xs:string"/>
-    <xs:element name="EntityId1" type="xs:string"/>
-    <xs:element name="EntityId2" type="xs:string"/>
-    <xs:element name="EntityId3" type="xs:string"/>
-    <xs:element name="EntityId4" type="xs:string"/>
-    <xs:element name="EntityId5" type="xs:string"/>
-    <xs:element name="Terms">
-      <xs:complexType>
-        <xs:sequence>
-          <xs:element ref="pc:TermInfo" minOccurs="0" maxOccurs="unbounded"/>
-        </xs:sequence>
-      </xs:complexType>
-    </xs:element>
-    <xs:element name="TermInfo">
-      <xs:complexType>
-        <xs:sequence>
-          <xs:element ref="pc:TermName" minOccurs="0"/>
-          <xs:element ref="pc:TermId" minOccurs="0"/>
-        </xs:sequence>
-      </xs:complexType>
-    </xs:element>
-    <xs:element name="TermName" type="xs:string"/>
-    <xs:element name="TermId" type="xs:string"/>
-  </xs:schema>
-</ct:contentTypeSchema>
-</file>
-
 <file path=customXml/item3.xml><?xml version="1.0" encoding="utf-8"?>
-<?mso-contentType ?>
-<FormTemplates xmlns="http://schemas.microsoft.com/sharepoint/v3/contenttype/forms">
-  <Display>DocumentLibraryForm</Display>
-  <Edit>DocumentLibraryForm</Edit>
-  <New>DocumentLibraryForm</New>
-</FormTemplates>
-</file>
-
-<file path=customXml/item4.xml><?xml version="1.0" encoding="utf-8"?>
 <p:properties xmlns:p="http://schemas.microsoft.com/office/2006/metadata/properties" xmlns:xsi="http://www.w3.org/2001/XMLSchema-instance" xmlns:pc="http://schemas.microsoft.com/office/infopath/2007/PartnerControls">
   <documentManagement>
     <TaxCatchAll xmlns="13c90a0b-73bc-4dc0-be5f-28d77b615beb" xsi:nil="true"/>
@@ -21592,7 +21652,35 @@
 </p:properties>
 </file>
 
+<file path=customXml/item4.xml><?xml version="1.0" encoding="utf-8"?>
+<?mso-contentType ?>
+<FormTemplates xmlns="http://schemas.microsoft.com/sharepoint/v3/contenttype/forms">
+  <Display>DocumentLibraryForm</Display>
+  <Edit>DocumentLibraryForm</Edit>
+  <New>DocumentLibraryForm</New>
+</FormTemplates>
+</file>
+
 <file path=customXml/itemProps1.xml><?xml version="1.0" encoding="utf-8"?>
+<ds:datastoreItem xmlns:ds="http://schemas.openxmlformats.org/officeDocument/2006/customXml" ds:itemID="{436F1472-56F6-4D28-8761-DB0C7EF4BBFB}">
+  <ds:schemaRefs>
+    <ds:schemaRef ds:uri="http://schemas.microsoft.com/office/2006/metadata/contentType"/>
+    <ds:schemaRef ds:uri="http://schemas.microsoft.com/office/2006/metadata/properties/metaAttributes"/>
+    <ds:schemaRef ds:uri="http://www.w3.org/2001/XMLSchema"/>
+    <ds:schemaRef ds:uri="http://schemas.microsoft.com/office/2006/metadata/properties"/>
+    <ds:schemaRef ds:uri="13c90a0b-73bc-4dc0-be5f-28d77b615beb"/>
+    <ds:schemaRef ds:uri="13c93bba-48ce-428c-bfe5-88b42c19b028"/>
+    <ds:schemaRef ds:uri="http://schemas.microsoft.com/office/2006/documentManagement/types"/>
+    <ds:schemaRef ds:uri="http://schemas.microsoft.com/office/infopath/2007/PartnerControls"/>
+    <ds:schemaRef ds:uri="http://schemas.openxmlformats.org/package/2006/metadata/core-properties"/>
+    <ds:schemaRef ds:uri="http://purl.org/dc/elements/1.1/"/>
+    <ds:schemaRef ds:uri="http://purl.org/dc/terms/"/>
+    <ds:schemaRef ds:uri="http://schemas.microsoft.com/internal/obd"/>
+  </ds:schemaRefs>
+</ds:datastoreItem>
+</file>
+
+<file path=customXml/itemProps2.xml><?xml version="1.0" encoding="utf-8"?>
 <ds:datastoreItem xmlns:ds="http://schemas.openxmlformats.org/officeDocument/2006/customXml" ds:itemID="{84F3832F-79D0-40EC-924E-4EC5D33B7AFB}">
   <ds:schemaRefs>
     <ds:schemaRef ds:uri="http://schemas.openxmlformats.org/officeDocument/2006/bibliography"/>
@@ -21600,25 +21688,21 @@
 </ds:datastoreItem>
 </file>
 
-<file path=customXml/itemProps2.xml><?xml version="1.0" encoding="utf-8"?>
-<ds:datastoreItem xmlns:ds="http://schemas.openxmlformats.org/officeDocument/2006/customXml" ds:itemID="{436F1472-56F6-4D28-8761-DB0C7EF4BBFB}"/>
+<file path=customXml/itemProps3.xml><?xml version="1.0" encoding="utf-8"?>
+<ds:datastoreItem xmlns:ds="http://schemas.openxmlformats.org/officeDocument/2006/customXml" ds:itemID="{1145D752-ACC1-45E1-AB53-0C756F67FC7F}">
+  <ds:schemaRefs>
+    <ds:schemaRef ds:uri="http://schemas.microsoft.com/office/2006/metadata/properties"/>
+    <ds:schemaRef ds:uri="http://schemas.microsoft.com/office/infopath/2007/PartnerControls"/>
+    <ds:schemaRef ds:uri="13c90a0b-73bc-4dc0-be5f-28d77b615beb"/>
+    <ds:schemaRef ds:uri="13c93bba-48ce-428c-bfe5-88b42c19b028"/>
+  </ds:schemaRefs>
+</ds:datastoreItem>
 </file>
 
-<file path=customXml/itemProps3.xml><?xml version="1.0" encoding="utf-8"?>
+<file path=customXml/itemProps4.xml><?xml version="1.0" encoding="utf-8"?>
 <ds:datastoreItem xmlns:ds="http://schemas.openxmlformats.org/officeDocument/2006/customXml" ds:itemID="{81CBDEC1-3B00-44ED-AD36-0268077980BA}">
   <ds:schemaRefs>
     <ds:schemaRef ds:uri="http://schemas.microsoft.com/sharepoint/v3/contenttype/forms"/>
   </ds:schemaRefs>
 </ds:datastoreItem>
-</file>
-
-<file path=customXml/itemProps4.xml><?xml version="1.0" encoding="utf-8"?>
-<ds:datastoreItem xmlns:ds="http://schemas.openxmlformats.org/officeDocument/2006/customXml" ds:itemID="{1145D752-ACC1-45E1-AB53-0C756F67FC7F}">
-  <ds:schemaRefs>
-    <ds:schemaRef ds:uri="http://schemas.microsoft.com/office/2006/metadata/properties"/>
-    <ds:schemaRef ds:uri="http://schemas.microsoft.com/office/infopath/2007/PartnerControls"/>
-    <ds:schemaRef ds:uri="adccf511-daff-4bcb-9072-914cedbf4c7e"/>
-    <ds:schemaRef ds:uri="a70d3c18-0869-45a1-9f75-4b4b8f0f32be"/>
-  </ds:schemaRefs>
-</ds:datastoreItem>
 </file>